--- a/documents/Documento Técnico Software Educativo - OVA MANAGER.docx
+++ b/documents/Documento Técnico Software Educativo - OVA MANAGER.docx
@@ -75,11 +75,19 @@
           <w:lang w:val="es-CO"/>
         </w:rPr>
       </w:pPr>
-      <w:r>
-        <w:rPr>
-          <w:lang w:val="es-CO"/>
-        </w:rPr>
-        <w:t>Keimer Enrique Muñoz Mora</w:t>
+      <w:proofErr w:type="spellStart"/>
+      <w:r>
+        <w:rPr>
+          <w:lang w:val="es-CO"/>
+        </w:rPr>
+        <w:t>Keimer</w:t>
+      </w:r>
+      <w:proofErr w:type="spellEnd"/>
+      <w:r>
+        <w:rPr>
+          <w:lang w:val="es-CO"/>
+        </w:rPr>
+        <w:t xml:space="preserve"> Enrique Muñoz Mora</w:t>
       </w:r>
     </w:p>
     <w:p>
@@ -7374,246 +7382,332 @@
           <w:bCs/>
           <w:lang w:val="es-CO"/>
         </w:rPr>
-        <w:t>- Etapa 2: Persistencia de Datos con Backend – Servidor</w:t>
-      </w:r>
-    </w:p>
-    <w:p>
-      <w:pPr>
-        <w:jc w:val="both"/>
-        <w:rPr>
-          <w:lang w:val="es-CO"/>
-        </w:rPr>
-      </w:pPr>
-      <w:r>
-        <w:rPr>
-          <w:lang w:val="es-CO"/>
-        </w:rPr>
-        <w:t>En la etapa 2 se continua con los lineamientos de la etapa 1, para seguir adicionando elementos</w:t>
-      </w:r>
-      <w:r>
-        <w:rPr>
-          <w:lang w:val="es-CO"/>
-        </w:rPr>
-        <w:t xml:space="preserve"> </w:t>
-      </w:r>
-      <w:r>
-        <w:rPr>
-          <w:lang w:val="es-CO"/>
-        </w:rPr>
-        <w:t>de diseño e implementación de software, enfocados en el desarrollo de APIs, servidores o</w:t>
-      </w:r>
-      <w:r>
-        <w:rPr>
-          <w:lang w:val="es-CO"/>
-        </w:rPr>
-        <w:t xml:space="preserve"> </w:t>
-      </w:r>
-      <w:r>
-        <w:rPr>
-          <w:lang w:val="es-CO"/>
-        </w:rPr>
-        <w:t>microservicios que permitan soportar aplicaciones cliente del software educativo; en este</w:t>
-      </w:r>
-      <w:r>
-        <w:rPr>
-          <w:lang w:val="es-CO"/>
-        </w:rPr>
-        <w:t xml:space="preserve"> </w:t>
-      </w:r>
-      <w:r>
-        <w:rPr>
-          <w:lang w:val="es-CO"/>
-        </w:rPr>
-        <w:t>sentido, el curso presenta los conceptos de los sistemas de bases de datos, su diseño lógico, la</w:t>
-      </w:r>
-      <w:r>
-        <w:rPr>
-          <w:lang w:val="es-CO"/>
-        </w:rPr>
-        <w:t xml:space="preserve"> </w:t>
-      </w:r>
-      <w:r>
-        <w:rPr>
-          <w:lang w:val="es-CO"/>
-        </w:rPr>
-        <w:t>organización de los sistemas manejadores de bases de datos, los lenguaje de definición de datos</w:t>
-      </w:r>
-      <w:r>
-        <w:rPr>
-          <w:lang w:val="es-CO"/>
-        </w:rPr>
-        <w:t xml:space="preserve"> </w:t>
-      </w:r>
-      <w:r>
-        <w:rPr>
-          <w:lang w:val="es-CO"/>
-        </w:rPr>
-        <w:t>y el lenguaje de manipulación de datos SQL y NoSQL; de tal manera que los estudiantes</w:t>
-      </w:r>
-      <w:r>
-        <w:rPr>
-          <w:lang w:val="es-CO"/>
-        </w:rPr>
-        <w:t xml:space="preserve"> </w:t>
-      </w:r>
-      <w:r>
-        <w:rPr>
-          <w:lang w:val="es-CO"/>
-        </w:rPr>
-        <w:t>adquieran las competencias para analizar, diseñar y desarrollar aplicaciones para gestionar y</w:t>
-      </w:r>
-      <w:r>
-        <w:rPr>
-          <w:lang w:val="es-CO"/>
-        </w:rPr>
-        <w:t xml:space="preserve"> </w:t>
-      </w:r>
-      <w:r>
-        <w:rPr>
-          <w:lang w:val="es-CO"/>
-        </w:rPr>
-        <w:t>almacenar grandes cantidades de datos, mediante el uso de técnicas adecuadas como el diseño</w:t>
-      </w:r>
-      <w:r>
-        <w:rPr>
-          <w:lang w:val="es-CO"/>
-        </w:rPr>
-        <w:t xml:space="preserve"> </w:t>
-      </w:r>
-      <w:r>
-        <w:rPr>
-          <w:lang w:val="es-CO"/>
-        </w:rPr>
-        <w:t>y modelo lógico y físico de base datos, manejo de los sistemas de gestión de bases de datos,</w:t>
-      </w:r>
-      <w:r>
-        <w:rPr>
-          <w:lang w:val="es-CO"/>
-        </w:rPr>
-        <w:t xml:space="preserve"> </w:t>
-      </w:r>
-      <w:r>
-        <w:rPr>
-          <w:lang w:val="es-CO"/>
-        </w:rPr>
-        <w:t>algebra relacional, dominio del lenguaje SQL como herramienta de consulta, tecnología cliente</w:t>
-      </w:r>
-      <w:r>
-        <w:rPr>
-          <w:lang w:val="es-CO"/>
-        </w:rPr>
-        <w:t xml:space="preserve"> </w:t>
-      </w:r>
-      <w:r>
-        <w:rPr>
-          <w:lang w:val="es-CO"/>
-        </w:rPr>
-        <w:t>/ servidor; igualmente, se definirán los elementos necesarios para el acceso a dichas bases de</w:t>
-      </w:r>
-      <w:r>
-        <w:rPr>
-          <w:lang w:val="es-CO"/>
-        </w:rPr>
-        <w:t xml:space="preserve"> </w:t>
-      </w:r>
-      <w:r>
-        <w:rPr>
-          <w:lang w:val="es-CO"/>
-        </w:rPr>
-        <w:t>datos, como la creación del servidor API, utilizando tecnologías de vanguardia como node.js,</w:t>
-      </w:r>
-      <w:r>
-        <w:rPr>
-          <w:lang w:val="es-CO"/>
-        </w:rPr>
-        <w:t xml:space="preserve"> </w:t>
-      </w:r>
-      <w:r>
-        <w:rPr>
-          <w:lang w:val="es-CO"/>
-        </w:rPr>
-        <w:t>express, Nest.js, Spring entre otros; para, finalmente converger en el despliegue de la API</w:t>
-      </w:r>
-      <w:r>
-        <w:rPr>
-          <w:lang w:val="es-CO"/>
-        </w:rPr>
-        <w:t xml:space="preserve"> </w:t>
-      </w:r>
-      <w:r>
-        <w:rPr>
-          <w:lang w:val="es-CO"/>
-        </w:rPr>
-        <w:t>utilizando servicios de hospedaje en la nube, preferiblemente gratuitos. También podrá</w:t>
-      </w:r>
-      <w:r>
-        <w:rPr>
-          <w:lang w:val="es-CO"/>
-        </w:rPr>
-        <w:t xml:space="preserve"> </w:t>
-      </w:r>
-      <w:r>
-        <w:rPr>
-          <w:lang w:val="es-CO"/>
-        </w:rPr>
-        <w:t>implementar servidores o API’s con inteligencia artificial o en su defecto crear una nueva capa</w:t>
-      </w:r>
-      <w:r>
-        <w:rPr>
-          <w:lang w:val="es-CO"/>
-        </w:rPr>
-        <w:t xml:space="preserve"> </w:t>
-      </w:r>
-      <w:r>
-        <w:rPr>
-          <w:lang w:val="es-CO"/>
-        </w:rPr>
-        <w:t>que consuma y transforme los datos obtenidos de la IA.</w:t>
-      </w:r>
-      <w:r>
-        <w:rPr>
-          <w:lang w:val="es-CO"/>
-        </w:rPr>
-        <w:t xml:space="preserve"> </w:t>
-      </w:r>
-      <w:r>
-        <w:rPr>
-          <w:lang w:val="es-CO"/>
-        </w:rPr>
-        <w:t>El desarrollo del curso se trabajara por proyectos de trabajo colaborativo que serán evaluados</w:t>
-      </w:r>
-      <w:r>
-        <w:rPr>
-          <w:lang w:val="es-CO"/>
-        </w:rPr>
-        <w:t xml:space="preserve"> </w:t>
-      </w:r>
-      <w:r>
-        <w:rPr>
-          <w:lang w:val="es-CO"/>
-        </w:rPr>
-        <w:t>de múltiples maneras, teniendo en cuenta más el proceso que el resultado.</w:t>
-      </w:r>
-    </w:p>
-    <w:p>
-      <w:pPr>
-        <w:rPr>
-          <w:lang w:val="es-CO"/>
-        </w:rPr>
-      </w:pPr>
-      <w:r>
-        <w:rPr>
-          <w:lang w:val="es-CO"/>
-        </w:rPr>
-        <w:t xml:space="preserve">- </w:t>
-      </w:r>
+        <w:t xml:space="preserve">- Etapa 2: Persistencia de Datos con </w:t>
+      </w:r>
+      <w:proofErr w:type="spellStart"/>
       <w:r>
         <w:rPr>
           <w:b/>
           <w:bCs/>
           <w:lang w:val="es-CO"/>
         </w:rPr>
-        <w:t>Etapa 3: Consumo de Datos y Desarrollo Frontend – Cliente</w:t>
+        <w:t>Backend</w:t>
+      </w:r>
+      <w:proofErr w:type="spellEnd"/>
+      <w:r>
+        <w:rPr>
+          <w:b/>
+          <w:bCs/>
+          <w:lang w:val="es-CO"/>
+        </w:rPr>
+        <w:t xml:space="preserve"> – Servidor</w:t>
+      </w:r>
+    </w:p>
+    <w:p>
+      <w:pPr>
+        <w:jc w:val="both"/>
+        <w:rPr>
+          <w:lang w:val="es-CO"/>
+        </w:rPr>
+      </w:pPr>
+      <w:r>
+        <w:rPr>
+          <w:lang w:val="es-CO"/>
+        </w:rPr>
+        <w:t>En la etapa 2 se continua con los lineamientos de la etapa 1, para seguir adicionando elementos</w:t>
+      </w:r>
+      <w:r>
+        <w:rPr>
+          <w:lang w:val="es-CO"/>
+        </w:rPr>
+        <w:t xml:space="preserve"> </w:t>
+      </w:r>
+      <w:r>
+        <w:rPr>
+          <w:lang w:val="es-CO"/>
+        </w:rPr>
+        <w:t xml:space="preserve">de diseño e implementación de software, enfocados en el desarrollo de </w:t>
+      </w:r>
+      <w:proofErr w:type="spellStart"/>
+      <w:r>
+        <w:rPr>
+          <w:lang w:val="es-CO"/>
+        </w:rPr>
+        <w:t>APIs</w:t>
+      </w:r>
+      <w:proofErr w:type="spellEnd"/>
+      <w:r>
+        <w:rPr>
+          <w:lang w:val="es-CO"/>
+        </w:rPr>
+        <w:t>, servidores o</w:t>
+      </w:r>
+      <w:r>
+        <w:rPr>
+          <w:lang w:val="es-CO"/>
+        </w:rPr>
+        <w:t xml:space="preserve"> </w:t>
+      </w:r>
+      <w:r>
+        <w:rPr>
+          <w:lang w:val="es-CO"/>
+        </w:rPr>
+        <w:t>microservicios que permitan soportar aplicaciones cliente del software educativo; en este</w:t>
+      </w:r>
+      <w:r>
+        <w:rPr>
+          <w:lang w:val="es-CO"/>
+        </w:rPr>
+        <w:t xml:space="preserve"> </w:t>
+      </w:r>
+      <w:r>
+        <w:rPr>
+          <w:lang w:val="es-CO"/>
+        </w:rPr>
+        <w:t>sentido, el curso presenta los conceptos de los sistemas de bases de datos, su diseño lógico, la</w:t>
+      </w:r>
+      <w:r>
+        <w:rPr>
+          <w:lang w:val="es-CO"/>
+        </w:rPr>
+        <w:t xml:space="preserve"> </w:t>
+      </w:r>
+      <w:r>
+        <w:rPr>
+          <w:lang w:val="es-CO"/>
+        </w:rPr>
+        <w:t>organización de los sistemas manejadores de bases de datos, los lenguaje de definición de datos</w:t>
+      </w:r>
+      <w:r>
+        <w:rPr>
+          <w:lang w:val="es-CO"/>
+        </w:rPr>
+        <w:t xml:space="preserve"> </w:t>
+      </w:r>
+      <w:r>
+        <w:rPr>
+          <w:lang w:val="es-CO"/>
+        </w:rPr>
+        <w:t>y el lenguaje de manipulación de datos SQL y NoSQL; de tal manera que los estudiantes</w:t>
+      </w:r>
+      <w:r>
+        <w:rPr>
+          <w:lang w:val="es-CO"/>
+        </w:rPr>
+        <w:t xml:space="preserve"> </w:t>
+      </w:r>
+      <w:r>
+        <w:rPr>
+          <w:lang w:val="es-CO"/>
+        </w:rPr>
+        <w:t>adquieran las competencias para analizar, diseñar y desarrollar aplicaciones para gestionar y</w:t>
+      </w:r>
+      <w:r>
+        <w:rPr>
+          <w:lang w:val="es-CO"/>
+        </w:rPr>
+        <w:t xml:space="preserve"> </w:t>
+      </w:r>
+      <w:r>
+        <w:rPr>
+          <w:lang w:val="es-CO"/>
+        </w:rPr>
+        <w:t>almacenar grandes cantidades de datos, mediante el uso de técnicas adecuadas como el diseño</w:t>
+      </w:r>
+      <w:r>
+        <w:rPr>
+          <w:lang w:val="es-CO"/>
+        </w:rPr>
+        <w:t xml:space="preserve"> </w:t>
+      </w:r>
+      <w:r>
+        <w:rPr>
+          <w:lang w:val="es-CO"/>
+        </w:rPr>
+        <w:t>y modelo lógico y físico de base datos, manejo de los sistemas de gestión de bases de datos,</w:t>
+      </w:r>
+      <w:r>
+        <w:rPr>
+          <w:lang w:val="es-CO"/>
+        </w:rPr>
+        <w:t xml:space="preserve"> </w:t>
+      </w:r>
+      <w:r>
+        <w:rPr>
+          <w:lang w:val="es-CO"/>
+        </w:rPr>
+        <w:t>algebra relacional, dominio del lenguaje SQL como herramienta de consulta, tecnología cliente</w:t>
+      </w:r>
+      <w:r>
+        <w:rPr>
+          <w:lang w:val="es-CO"/>
+        </w:rPr>
+        <w:t xml:space="preserve"> </w:t>
+      </w:r>
+      <w:r>
+        <w:rPr>
+          <w:lang w:val="es-CO"/>
+        </w:rPr>
+        <w:t>/ servidor; igualmente, se definirán los elementos necesarios para el acceso a dichas bases de</w:t>
+      </w:r>
+      <w:r>
+        <w:rPr>
+          <w:lang w:val="es-CO"/>
+        </w:rPr>
+        <w:t xml:space="preserve"> </w:t>
+      </w:r>
+      <w:r>
+        <w:rPr>
+          <w:lang w:val="es-CO"/>
+        </w:rPr>
+        <w:t>datos, como la creación del servidor API, utilizando tecnologías de vanguardia como node.js,</w:t>
+      </w:r>
+      <w:r>
+        <w:rPr>
+          <w:lang w:val="es-CO"/>
+        </w:rPr>
+        <w:t xml:space="preserve"> </w:t>
+      </w:r>
+      <w:proofErr w:type="spellStart"/>
+      <w:r>
+        <w:rPr>
+          <w:lang w:val="es-CO"/>
+        </w:rPr>
+        <w:t>express</w:t>
+      </w:r>
+      <w:proofErr w:type="spellEnd"/>
+      <w:r>
+        <w:rPr>
+          <w:lang w:val="es-CO"/>
+        </w:rPr>
+        <w:t>, Nest.js, Spring entre otros; para, finalmente converger en el despliegue de la API</w:t>
+      </w:r>
+      <w:r>
+        <w:rPr>
+          <w:lang w:val="es-CO"/>
+        </w:rPr>
+        <w:t xml:space="preserve"> </w:t>
+      </w:r>
+      <w:r>
+        <w:rPr>
+          <w:lang w:val="es-CO"/>
+        </w:rPr>
+        <w:t>utilizando servicios de hospedaje en la nube, preferiblemente gratuitos. También podrá</w:t>
+      </w:r>
+      <w:r>
+        <w:rPr>
+          <w:lang w:val="es-CO"/>
+        </w:rPr>
+        <w:t xml:space="preserve"> </w:t>
+      </w:r>
+      <w:r>
+        <w:rPr>
+          <w:lang w:val="es-CO"/>
+        </w:rPr>
+        <w:t xml:space="preserve">implementar servidores o </w:t>
+      </w:r>
+      <w:proofErr w:type="spellStart"/>
+      <w:r>
+        <w:rPr>
+          <w:lang w:val="es-CO"/>
+        </w:rPr>
+        <w:t>API’s</w:t>
+      </w:r>
+      <w:proofErr w:type="spellEnd"/>
+      <w:r>
+        <w:rPr>
+          <w:lang w:val="es-CO"/>
+        </w:rPr>
+        <w:t xml:space="preserve"> con inteligencia artificial o en su defecto crear una nueva capa</w:t>
+      </w:r>
+      <w:r>
+        <w:rPr>
+          <w:lang w:val="es-CO"/>
+        </w:rPr>
+        <w:t xml:space="preserve"> </w:t>
+      </w:r>
+      <w:r>
+        <w:rPr>
+          <w:lang w:val="es-CO"/>
+        </w:rPr>
+        <w:t>que consuma y transforme los datos obtenidos de la IA.</w:t>
+      </w:r>
+      <w:r>
+        <w:rPr>
+          <w:lang w:val="es-CO"/>
+        </w:rPr>
+        <w:t xml:space="preserve"> </w:t>
+      </w:r>
+      <w:r>
+        <w:rPr>
+          <w:lang w:val="es-CO"/>
+        </w:rPr>
+        <w:t xml:space="preserve">El desarrollo del curso se </w:t>
+      </w:r>
+      <w:proofErr w:type="gramStart"/>
+      <w:r>
+        <w:rPr>
+          <w:lang w:val="es-CO"/>
+        </w:rPr>
+        <w:t>trabajara</w:t>
+      </w:r>
+      <w:proofErr w:type="gramEnd"/>
+      <w:r>
+        <w:rPr>
+          <w:lang w:val="es-CO"/>
+        </w:rPr>
+        <w:t xml:space="preserve"> por proyectos de trabajo colaborativo que serán evaluados</w:t>
+      </w:r>
+      <w:r>
+        <w:rPr>
+          <w:lang w:val="es-CO"/>
+        </w:rPr>
+        <w:t xml:space="preserve"> </w:t>
+      </w:r>
+      <w:r>
+        <w:rPr>
+          <w:lang w:val="es-CO"/>
+        </w:rPr>
+        <w:t>de múltiples maneras, teniendo en cuenta más el proceso que el resultado.</w:t>
+      </w:r>
+    </w:p>
+    <w:p>
+      <w:pPr>
+        <w:rPr>
+          <w:lang w:val="es-CO"/>
+        </w:rPr>
+      </w:pPr>
+      <w:r>
+        <w:rPr>
+          <w:lang w:val="es-CO"/>
+        </w:rPr>
+        <w:t xml:space="preserve">- </w:t>
+      </w:r>
+      <w:r>
+        <w:rPr>
+          <w:b/>
+          <w:bCs/>
+          <w:lang w:val="es-CO"/>
+        </w:rPr>
+        <w:t xml:space="preserve">Etapa 3: Consumo de Datos y Desarrollo </w:t>
+      </w:r>
+      <w:proofErr w:type="spellStart"/>
+      <w:r>
+        <w:rPr>
+          <w:b/>
+          <w:bCs/>
+          <w:lang w:val="es-CO"/>
+        </w:rPr>
+        <w:t>Frontend</w:t>
+      </w:r>
+      <w:proofErr w:type="spellEnd"/>
+      <w:r>
+        <w:rPr>
+          <w:b/>
+          <w:bCs/>
+          <w:lang w:val="es-CO"/>
+        </w:rPr>
+        <w:t xml:space="preserve"> – Cliente</w:t>
       </w:r>
     </w:p>
     <w:p>
@@ -7676,7 +7770,29 @@
         <w:rPr>
           <w:lang w:val="es-CO"/>
         </w:rPr>
-        <w:t>aplicación de celular, una aplicación de escritorio, una página web, IoT(internet de las cosas) o</w:t>
+        <w:t xml:space="preserve">aplicación de celular, una aplicación de escritorio, una página web, </w:t>
+      </w:r>
+      <w:proofErr w:type="spellStart"/>
+      <w:proofErr w:type="gramStart"/>
+      <w:r>
+        <w:rPr>
+          <w:lang w:val="es-CO"/>
+        </w:rPr>
+        <w:t>IoT</w:t>
+      </w:r>
+      <w:proofErr w:type="spellEnd"/>
+      <w:r>
+        <w:rPr>
+          <w:lang w:val="es-CO"/>
+        </w:rPr>
+        <w:t>(</w:t>
+      </w:r>
+      <w:proofErr w:type="gramEnd"/>
+      <w:r>
+        <w:rPr>
+          <w:lang w:val="es-CO"/>
+        </w:rPr>
+        <w:t>internet de las cosas) o</w:t>
       </w:r>
       <w:r>
         <w:rPr>
@@ -7738,6 +7854,14 @@
         </w:rPr>
         <w:t>cuenta que podríamos desarrollar aplicaciones de tipo cliente.</w:t>
       </w:r>
+    </w:p>
+    <w:p>
+      <w:pPr>
+        <w:jc w:val="both"/>
+        <w:rPr>
+          <w:lang w:val="es-CO"/>
+        </w:rPr>
+      </w:pPr>
     </w:p>
     <w:p>
       <w:pPr>
@@ -8133,7 +8257,49 @@
         <w:rPr>
           <w:lang w:val="es-CO"/>
         </w:rPr>
-        <w:t>API: Interfaz de Programación de Aplicaciones (Application Programming Interface).</w:t>
+        <w:t>API: Interfaz de Programación de Aplicaciones (</w:t>
+      </w:r>
+      <w:proofErr w:type="spellStart"/>
+      <w:r>
+        <w:rPr>
+          <w:lang w:val="es-CO"/>
+        </w:rPr>
+        <w:t>Application</w:t>
+      </w:r>
+      <w:proofErr w:type="spellEnd"/>
+      <w:r>
+        <w:rPr>
+          <w:lang w:val="es-CO"/>
+        </w:rPr>
+        <w:t xml:space="preserve"> </w:t>
+      </w:r>
+      <w:proofErr w:type="spellStart"/>
+      <w:r>
+        <w:rPr>
+          <w:lang w:val="es-CO"/>
+        </w:rPr>
+        <w:t>Programming</w:t>
+      </w:r>
+      <w:proofErr w:type="spellEnd"/>
+      <w:r>
+        <w:rPr>
+          <w:lang w:val="es-CO"/>
+        </w:rPr>
+        <w:t xml:space="preserve"> </w:t>
+      </w:r>
+      <w:proofErr w:type="gramStart"/>
+      <w:r>
+        <w:rPr>
+          <w:lang w:val="es-CO"/>
+        </w:rPr>
+        <w:t>Interface</w:t>
+      </w:r>
+      <w:proofErr w:type="gramEnd"/>
+      <w:r>
+        <w:rPr>
+          <w:lang w:val="es-CO"/>
+        </w:rPr>
+        <w:t>).</w:t>
       </w:r>
     </w:p>
     <w:p>
@@ -8159,19 +8325,48 @@
         <w:rPr>
           <w:lang w:val="es-CO"/>
         </w:rPr>
-        <w:t>DBMS: Sistema de Gestión de Bases de Datos (Database Management System).</w:t>
-      </w:r>
-    </w:p>
-    <w:p>
-      <w:pPr>
-        <w:rPr>
-          <w:lang w:val="es-CO"/>
-        </w:rPr>
-      </w:pPr>
-      <w:r>
-        <w:rPr>
-          <w:lang w:val="es-CO"/>
-        </w:rPr>
+        <w:t>DBMS: Sistema de Gestión de Bases de Datos (</w:t>
+      </w:r>
+      <w:proofErr w:type="spellStart"/>
+      <w:r>
+        <w:rPr>
+          <w:lang w:val="es-CO"/>
+        </w:rPr>
+        <w:t>Database</w:t>
+      </w:r>
+      <w:proofErr w:type="spellEnd"/>
+      <w:r>
+        <w:rPr>
+          <w:lang w:val="es-CO"/>
+        </w:rPr>
+        <w:t xml:space="preserve"> Management </w:t>
+      </w:r>
+      <w:proofErr w:type="spellStart"/>
+      <w:r>
+        <w:rPr>
+          <w:lang w:val="es-CO"/>
+        </w:rPr>
+        <w:t>System</w:t>
+      </w:r>
+      <w:proofErr w:type="spellEnd"/>
+      <w:r>
+        <w:rPr>
+          <w:lang w:val="es-CO"/>
+        </w:rPr>
+        <w:t>).</w:t>
+      </w:r>
+    </w:p>
+    <w:p>
+      <w:pPr>
+        <w:rPr>
+          <w:lang w:val="es-CO"/>
+        </w:rPr>
+      </w:pPr>
+      <w:r>
+        <w:rPr>
+          <w:lang w:val="es-CO"/>
+        </w:rPr>
+        <w:lastRenderedPageBreak/>
         <w:t>Es un software que facilita la creación, manipulación y administración de bases de datos, permitiendo almacenar, organizar y recuperar información de manera eficiente.</w:t>
       </w:r>
     </w:p>
@@ -8185,8 +8380,49 @@
         <w:rPr>
           <w:lang w:val="es-CO"/>
         </w:rPr>
-        <w:lastRenderedPageBreak/>
-        <w:t>SQL: Lenguaje de Consulta Estructurada (Structured Query Language).</w:t>
+        <w:t>SQL: Lenguaje de Consulta Estructurada (</w:t>
+      </w:r>
+      <w:proofErr w:type="spellStart"/>
+      <w:r>
+        <w:rPr>
+          <w:lang w:val="es-CO"/>
+        </w:rPr>
+        <w:t>Structured</w:t>
+      </w:r>
+      <w:proofErr w:type="spellEnd"/>
+      <w:r>
+        <w:rPr>
+          <w:lang w:val="es-CO"/>
+        </w:rPr>
+        <w:t xml:space="preserve"> </w:t>
+      </w:r>
+      <w:proofErr w:type="spellStart"/>
+      <w:r>
+        <w:rPr>
+          <w:lang w:val="es-CO"/>
+        </w:rPr>
+        <w:t>Query</w:t>
+      </w:r>
+      <w:proofErr w:type="spellEnd"/>
+      <w:r>
+        <w:rPr>
+          <w:lang w:val="es-CO"/>
+        </w:rPr>
+        <w:t xml:space="preserve"> </w:t>
+      </w:r>
+      <w:proofErr w:type="spellStart"/>
+      <w:r>
+        <w:rPr>
+          <w:lang w:val="es-CO"/>
+        </w:rPr>
+        <w:t>Language</w:t>
+      </w:r>
+      <w:proofErr w:type="spellEnd"/>
+      <w:r>
+        <w:rPr>
+          <w:lang w:val="es-CO"/>
+        </w:rPr>
+        <w:t>).</w:t>
       </w:r>
     </w:p>
     <w:p>
@@ -8223,7 +8459,35 @@
         <w:rPr>
           <w:lang w:val="es-CO"/>
         </w:rPr>
-        <w:t>HTTP: Protocolo de Transferencia de Hipertexto (Hypertext Transfer Protocol).</w:t>
+        <w:t>HTTP: Protocolo de Transferencia de Hipertexto (</w:t>
+      </w:r>
+      <w:proofErr w:type="spellStart"/>
+      <w:r>
+        <w:rPr>
+          <w:lang w:val="es-CO"/>
+        </w:rPr>
+        <w:t>Hypertext</w:t>
+      </w:r>
+      <w:proofErr w:type="spellEnd"/>
+      <w:r>
+        <w:rPr>
+          <w:lang w:val="es-CO"/>
+        </w:rPr>
+        <w:t xml:space="preserve"> Transfer </w:t>
+      </w:r>
+      <w:proofErr w:type="spellStart"/>
+      <w:r>
+        <w:rPr>
+          <w:lang w:val="es-CO"/>
+        </w:rPr>
+        <w:t>Protocol</w:t>
+      </w:r>
+      <w:proofErr w:type="spellEnd"/>
+      <w:r>
+        <w:rPr>
+          <w:lang w:val="es-CO"/>
+        </w:rPr>
+        <w:t>).</w:t>
       </w:r>
     </w:p>
     <w:p>
@@ -8237,20 +8501,62 @@
         <w:rPr>
           <w:lang w:val="es-ES"/>
         </w:rPr>
-        <w:t>Es un protocolo de comunicación utilizado para la transferencia de información en la World Wide Web. Define cómo se transmiten los mensajes y cómo navegadores y servidores web interactúan para solicitar y enviar recursos, páginas web, imágenes y otros archivos.</w:t>
-      </w:r>
-    </w:p>
-    <w:p>
-      <w:pPr>
-        <w:rPr>
-          <w:lang w:val="es-CO"/>
-        </w:rPr>
-      </w:pPr>
-      <w:r>
-        <w:rPr>
-          <w:lang w:val="es-CO"/>
-        </w:rPr>
-        <w:t>REST: Transferencia de Estado Representacional (Representational State Transfer).</w:t>
+        <w:t xml:space="preserve">Es un protocolo de comunicación utilizado para la transferencia de información en la </w:t>
+      </w:r>
+      <w:proofErr w:type="spellStart"/>
+      <w:r>
+        <w:rPr>
+          <w:lang w:val="es-ES"/>
+        </w:rPr>
+        <w:t>World</w:t>
+      </w:r>
+      <w:proofErr w:type="spellEnd"/>
+      <w:r>
+        <w:rPr>
+          <w:lang w:val="es-ES"/>
+        </w:rPr>
+        <w:t xml:space="preserve"> Wide Web. Define cómo se transmiten los mensajes y cómo navegadores y servidores web interactúan para solicitar y enviar recursos, páginas web, imágenes y otros archivos.</w:t>
+      </w:r>
+    </w:p>
+    <w:p>
+      <w:pPr>
+        <w:rPr>
+          <w:lang w:val="es-CO"/>
+        </w:rPr>
+      </w:pPr>
+      <w:r>
+        <w:rPr>
+          <w:lang w:val="es-CO"/>
+        </w:rPr>
+        <w:t>REST: Transferencia de Estado Representacional (</w:t>
+      </w:r>
+      <w:proofErr w:type="spellStart"/>
+      <w:r>
+        <w:rPr>
+          <w:lang w:val="es-CO"/>
+        </w:rPr>
+        <w:t>Representational</w:t>
+      </w:r>
+      <w:proofErr w:type="spellEnd"/>
+      <w:r>
+        <w:rPr>
+          <w:lang w:val="es-CO"/>
+        </w:rPr>
+        <w:t xml:space="preserve"> </w:t>
+      </w:r>
+      <w:proofErr w:type="spellStart"/>
+      <w:r>
+        <w:rPr>
+          <w:lang w:val="es-CO"/>
+        </w:rPr>
+        <w:t>State</w:t>
+      </w:r>
+      <w:proofErr w:type="spellEnd"/>
+      <w:r>
+        <w:rPr>
+          <w:lang w:val="es-CO"/>
+        </w:rPr>
+        <w:t xml:space="preserve"> Transfer).</w:t>
       </w:r>
     </w:p>
     <w:p>
@@ -8264,20 +8570,62 @@
         <w:rPr>
           <w:lang w:val="es-ES"/>
         </w:rPr>
-        <w:t>Es un estilo arquitectónico para el diseño de sistemas de software distribuido, basado en la representación de recursos a través de URLs y la manipulación de dichos recursos utilizando operaciones estándar de HTTP, como GET, POST, PUT y DELETE.</w:t>
-      </w:r>
-    </w:p>
-    <w:p>
-      <w:pPr>
-        <w:rPr>
-          <w:lang w:val="es-CO"/>
-        </w:rPr>
-      </w:pPr>
-      <w:r>
-        <w:rPr>
-          <w:lang w:val="es-CO"/>
-        </w:rPr>
-        <w:t>JSON: Notación de Objetos de JavaScript (JavaScript Object Notation).</w:t>
+        <w:t xml:space="preserve">Es un estilo arquitectónico para el diseño de sistemas de software distribuido, basado en la representación de recursos a través de </w:t>
+      </w:r>
+      <w:proofErr w:type="spellStart"/>
+      <w:r>
+        <w:rPr>
+          <w:lang w:val="es-ES"/>
+        </w:rPr>
+        <w:t>URLs</w:t>
+      </w:r>
+      <w:proofErr w:type="spellEnd"/>
+      <w:r>
+        <w:rPr>
+          <w:lang w:val="es-ES"/>
+        </w:rPr>
+        <w:t xml:space="preserve"> y la manipulación de dichos recursos utilizando operaciones estándar de HTTP, como GET, POST, PUT y DELETE.</w:t>
+      </w:r>
+    </w:p>
+    <w:p>
+      <w:pPr>
+        <w:rPr>
+          <w:lang w:val="es-CO"/>
+        </w:rPr>
+      </w:pPr>
+      <w:r>
+        <w:rPr>
+          <w:lang w:val="es-CO"/>
+        </w:rPr>
+        <w:t xml:space="preserve">JSON: Notación de Objetos de JavaScript (JavaScript </w:t>
+      </w:r>
+      <w:proofErr w:type="spellStart"/>
+      <w:r>
+        <w:rPr>
+          <w:lang w:val="es-CO"/>
+        </w:rPr>
+        <w:t>Object</w:t>
+      </w:r>
+      <w:proofErr w:type="spellEnd"/>
+      <w:r>
+        <w:rPr>
+          <w:lang w:val="es-CO"/>
+        </w:rPr>
+        <w:t xml:space="preserve"> </w:t>
+      </w:r>
+      <w:proofErr w:type="spellStart"/>
+      <w:r>
+        <w:rPr>
+          <w:lang w:val="es-CO"/>
+        </w:rPr>
+        <w:t>Notation</w:t>
+      </w:r>
+      <w:proofErr w:type="spellEnd"/>
+      <w:r>
+        <w:rPr>
+          <w:lang w:val="es-CO"/>
+        </w:rPr>
+        <w:t>).</w:t>
       </w:r>
     </w:p>
     <w:p>
@@ -8321,7 +8669,63 @@
         <w:rPr>
           <w:lang w:val="es-CO"/>
         </w:rPr>
-        <w:t>CRUD: Crear, Leer, Actualizar y Borrar (Create, Read, Update, Delete).</w:t>
+        <w:t>CRUD: Crear, Leer, Actualizar y Borrar (</w:t>
+      </w:r>
+      <w:proofErr w:type="spellStart"/>
+      <w:r>
+        <w:rPr>
+          <w:lang w:val="es-CO"/>
+        </w:rPr>
+        <w:t>Create</w:t>
+      </w:r>
+      <w:proofErr w:type="spellEnd"/>
+      <w:r>
+        <w:rPr>
+          <w:lang w:val="es-CO"/>
+        </w:rPr>
+        <w:t xml:space="preserve">, </w:t>
+      </w:r>
+      <w:proofErr w:type="spellStart"/>
+      <w:r>
+        <w:rPr>
+          <w:lang w:val="es-CO"/>
+        </w:rPr>
+        <w:t>Read</w:t>
+      </w:r>
+      <w:proofErr w:type="spellEnd"/>
+      <w:r>
+        <w:rPr>
+          <w:lang w:val="es-CO"/>
+        </w:rPr>
+        <w:t xml:space="preserve">, </w:t>
+      </w:r>
+      <w:proofErr w:type="spellStart"/>
+      <w:r>
+        <w:rPr>
+          <w:lang w:val="es-CO"/>
+        </w:rPr>
+        <w:t>Update</w:t>
+      </w:r>
+      <w:proofErr w:type="spellEnd"/>
+      <w:r>
+        <w:rPr>
+          <w:lang w:val="es-CO"/>
+        </w:rPr>
+        <w:t xml:space="preserve">, </w:t>
+      </w:r>
+      <w:proofErr w:type="spellStart"/>
+      <w:r>
+        <w:rPr>
+          <w:lang w:val="es-CO"/>
+        </w:rPr>
+        <w:t>Delete</w:t>
+      </w:r>
+      <w:proofErr w:type="spellEnd"/>
+      <w:r>
+        <w:rPr>
+          <w:lang w:val="es-CO"/>
+        </w:rPr>
+        <w:t>).</w:t>
       </w:r>
     </w:p>
     <w:p>
@@ -8334,20 +8738,104 @@
         <w:rPr>
           <w:lang w:val="es-ES"/>
         </w:rPr>
-        <w:t>Es un conjunto de operaciones básicas utilizadas en sistemas de gestión de bases de datos y aplicaciones web para manipular datos. Estas operaciones son fundamentales para el mantenimiento de la información: crear nuevos registros (Create), leer datos existentes (Read), actualizar registros existentes (Update) y eliminar registros (Delete).</w:t>
-      </w:r>
-    </w:p>
-    <w:p>
-      <w:pPr>
-        <w:rPr>
-          <w:lang w:val="es-CO"/>
-        </w:rPr>
-      </w:pPr>
-      <w:r>
-        <w:rPr>
-          <w:lang w:val="es-CO"/>
-        </w:rPr>
-        <w:t>ORM: Mapeo Objeto-Relacional (Object-Relational Mapping).</w:t>
+        <w:t>Es un conjunto de operaciones básicas utilizadas en sistemas de gestión de bases de datos y aplicaciones web para manipular datos. Estas operaciones son fundamentales para el mantenimiento de la información: crear nuevos registros (</w:t>
+      </w:r>
+      <w:proofErr w:type="spellStart"/>
+      <w:r>
+        <w:rPr>
+          <w:lang w:val="es-ES"/>
+        </w:rPr>
+        <w:t>Create</w:t>
+      </w:r>
+      <w:proofErr w:type="spellEnd"/>
+      <w:r>
+        <w:rPr>
+          <w:lang w:val="es-ES"/>
+        </w:rPr>
+        <w:t>), leer datos existentes (</w:t>
+      </w:r>
+      <w:proofErr w:type="spellStart"/>
+      <w:r>
+        <w:rPr>
+          <w:lang w:val="es-ES"/>
+        </w:rPr>
+        <w:t>Read</w:t>
+      </w:r>
+      <w:proofErr w:type="spellEnd"/>
+      <w:r>
+        <w:rPr>
+          <w:lang w:val="es-ES"/>
+        </w:rPr>
+        <w:t>), actualizar registros existentes (</w:t>
+      </w:r>
+      <w:proofErr w:type="spellStart"/>
+      <w:r>
+        <w:rPr>
+          <w:lang w:val="es-ES"/>
+        </w:rPr>
+        <w:t>Update</w:t>
+      </w:r>
+      <w:proofErr w:type="spellEnd"/>
+      <w:r>
+        <w:rPr>
+          <w:lang w:val="es-ES"/>
+        </w:rPr>
+        <w:t>) y eliminar registros (</w:t>
+      </w:r>
+      <w:proofErr w:type="spellStart"/>
+      <w:r>
+        <w:rPr>
+          <w:lang w:val="es-ES"/>
+        </w:rPr>
+        <w:t>Delete</w:t>
+      </w:r>
+      <w:proofErr w:type="spellEnd"/>
+      <w:r>
+        <w:rPr>
+          <w:lang w:val="es-ES"/>
+        </w:rPr>
+        <w:t>).</w:t>
+      </w:r>
+    </w:p>
+    <w:p>
+      <w:pPr>
+        <w:rPr>
+          <w:lang w:val="es-CO"/>
+        </w:rPr>
+      </w:pPr>
+      <w:r>
+        <w:rPr>
+          <w:lang w:val="es-CO"/>
+        </w:rPr>
+        <w:t>ORM: Mapeo Objeto-Relacional (</w:t>
+      </w:r>
+      <w:proofErr w:type="spellStart"/>
+      <w:r>
+        <w:rPr>
+          <w:lang w:val="es-CO"/>
+        </w:rPr>
+        <w:t>Object-Relational</w:t>
+      </w:r>
+      <w:proofErr w:type="spellEnd"/>
+      <w:r>
+        <w:rPr>
+          <w:lang w:val="es-CO"/>
+        </w:rPr>
+        <w:t xml:space="preserve"> </w:t>
+      </w:r>
+      <w:proofErr w:type="spellStart"/>
+      <w:r>
+        <w:rPr>
+          <w:lang w:val="es-CO"/>
+        </w:rPr>
+        <w:t>Mapping</w:t>
+      </w:r>
+      <w:proofErr w:type="spellEnd"/>
+      <w:r>
+        <w:rPr>
+          <w:lang w:val="es-CO"/>
+        </w:rPr>
+        <w:t>).</w:t>
       </w:r>
     </w:p>
     <w:p>
@@ -8373,60 +8861,178 @@
         <w:rPr>
           <w:lang w:val="es-CO"/>
         </w:rPr>
-        <w:t>MVC: Modelo-Vista-Controlador (Model-View-Controller).</w:t>
-      </w:r>
-    </w:p>
-    <w:p>
-      <w:pPr>
-        <w:rPr>
-          <w:lang w:val="es-CO"/>
-        </w:rPr>
-      </w:pPr>
-      <w:r>
-        <w:rPr>
-          <w:lang w:val="es-CO"/>
-        </w:rPr>
-        <w:t>Es un patrón de diseño de software que divide una aplicación en tres componentes principales: el Modelo, que representa los datos y la lógica de la aplicación; la Vista, que se encarga de mostrar la interfaz de usuario y recibir las entradas del usuario; y el Controlador, que actúa como intermediario entre el Modelo y la Vista, gestionando las interacciones del usuario y actualizando el Modelo en consecuencia.</w:t>
-      </w:r>
-    </w:p>
-    <w:p>
-      <w:pPr>
-        <w:rPr>
-          <w:lang w:val="es-CO"/>
-        </w:rPr>
-      </w:pPr>
-      <w:r>
-        <w:rPr>
-          <w:lang w:val="es-CO"/>
-        </w:rPr>
-        <w:t>API RESTful: API que sigue los principios de REST.</w:t>
-      </w:r>
-    </w:p>
-    <w:p>
-      <w:pPr>
-        <w:rPr>
-          <w:lang w:val="es-CO"/>
-        </w:rPr>
-      </w:pPr>
+        <w:t>MVC: Modelo-Vista-Controlador (</w:t>
+      </w:r>
+      <w:proofErr w:type="spellStart"/>
+      <w:r>
+        <w:rPr>
+          <w:lang w:val="es-CO"/>
+        </w:rPr>
+        <w:t>Model</w:t>
+      </w:r>
+      <w:proofErr w:type="spellEnd"/>
+      <w:r>
+        <w:rPr>
+          <w:lang w:val="es-CO"/>
+        </w:rPr>
+        <w:t>-View-</w:t>
+      </w:r>
+      <w:proofErr w:type="spellStart"/>
+      <w:r>
+        <w:rPr>
+          <w:lang w:val="es-CO"/>
+        </w:rPr>
+        <w:t>Controller</w:t>
+      </w:r>
+      <w:proofErr w:type="spellEnd"/>
+      <w:r>
+        <w:rPr>
+          <w:lang w:val="es-CO"/>
+        </w:rPr>
+        <w:t>).</w:t>
+      </w:r>
+    </w:p>
+    <w:p>
+      <w:pPr>
+        <w:rPr>
+          <w:lang w:val="es-CO"/>
+        </w:rPr>
+      </w:pPr>
+      <w:r>
+        <w:rPr>
+          <w:lang w:val="es-CO"/>
+        </w:rPr>
+        <w:t xml:space="preserve">Es un patrón de diseño de software que divide una aplicación en tres componentes principales: el Modelo, que representa los datos y la lógica de la aplicación; la Vista, que se encarga de mostrar la interfaz de usuario y recibir las entradas del usuario; y el Controlador, que actúa como intermediario </w:t>
+      </w:r>
       <w:r>
         <w:rPr>
           <w:lang w:val="es-CO"/>
         </w:rPr>
         <w:lastRenderedPageBreak/>
-        <w:t>API que sigue los principios de REST, utilizando URLs para identificar recursos y métodos HTTP estándar para manipularlos. Es flexible y fácilmente entendida por los desarrolladores.</w:t>
-      </w:r>
-    </w:p>
-    <w:p>
-      <w:pPr>
-        <w:rPr>
-          <w:lang w:val="es-CO"/>
-        </w:rPr>
-      </w:pPr>
-      <w:r>
-        <w:rPr>
-          <w:lang w:val="es-CO"/>
-        </w:rPr>
-        <w:t>CI/CD: Integración Continua / Entrega Continua (Continuous Integration / Continuous Delivery).</w:t>
+        <w:t>entre el Modelo y la Vista, gestionando las interacciones del usuario y actualizando el Modelo en consecuencia.</w:t>
+      </w:r>
+    </w:p>
+    <w:p>
+      <w:pPr>
+        <w:rPr>
+          <w:lang w:val="es-CO"/>
+        </w:rPr>
+      </w:pPr>
+      <w:r>
+        <w:rPr>
+          <w:lang w:val="es-CO"/>
+        </w:rPr>
+        <w:t xml:space="preserve">API </w:t>
+      </w:r>
+      <w:proofErr w:type="spellStart"/>
+      <w:r>
+        <w:rPr>
+          <w:lang w:val="es-CO"/>
+        </w:rPr>
+        <w:t>RESTful</w:t>
+      </w:r>
+      <w:proofErr w:type="spellEnd"/>
+      <w:r>
+        <w:rPr>
+          <w:lang w:val="es-CO"/>
+        </w:rPr>
+        <w:t>: API que sigue los principios de REST.</w:t>
+      </w:r>
+    </w:p>
+    <w:p>
+      <w:pPr>
+        <w:rPr>
+          <w:lang w:val="es-CO"/>
+        </w:rPr>
+      </w:pPr>
+      <w:r>
+        <w:rPr>
+          <w:lang w:val="es-CO"/>
+        </w:rPr>
+        <w:t xml:space="preserve">API que sigue los principios de REST, utilizando </w:t>
+      </w:r>
+      <w:proofErr w:type="spellStart"/>
+      <w:r>
+        <w:rPr>
+          <w:lang w:val="es-CO"/>
+        </w:rPr>
+        <w:t>URLs</w:t>
+      </w:r>
+      <w:proofErr w:type="spellEnd"/>
+      <w:r>
+        <w:rPr>
+          <w:lang w:val="es-CO"/>
+        </w:rPr>
+        <w:t xml:space="preserve"> para identificar recursos y métodos HTTP estándar para manipularlos. Es flexible y fácilmente entendida por los desarrolladores.</w:t>
+      </w:r>
+    </w:p>
+    <w:p>
+      <w:pPr>
+        <w:rPr>
+          <w:lang w:val="es-CO"/>
+        </w:rPr>
+      </w:pPr>
+      <w:r>
+        <w:rPr>
+          <w:lang w:val="es-CO"/>
+        </w:rPr>
+        <w:t>CI/CD: Integración Continua / Entrega Continua (</w:t>
+      </w:r>
+      <w:proofErr w:type="spellStart"/>
+      <w:r>
+        <w:rPr>
+          <w:lang w:val="es-CO"/>
+        </w:rPr>
+        <w:t>Continuous</w:t>
+      </w:r>
+      <w:proofErr w:type="spellEnd"/>
+      <w:r>
+        <w:rPr>
+          <w:lang w:val="es-CO"/>
+        </w:rPr>
+        <w:t xml:space="preserve"> </w:t>
+      </w:r>
+      <w:proofErr w:type="spellStart"/>
+      <w:r>
+        <w:rPr>
+          <w:lang w:val="es-CO"/>
+        </w:rPr>
+        <w:t>Integration</w:t>
+      </w:r>
+      <w:proofErr w:type="spellEnd"/>
+      <w:r>
+        <w:rPr>
+          <w:lang w:val="es-CO"/>
+        </w:rPr>
+        <w:t xml:space="preserve"> / </w:t>
+      </w:r>
+      <w:proofErr w:type="spellStart"/>
+      <w:r>
+        <w:rPr>
+          <w:lang w:val="es-CO"/>
+        </w:rPr>
+        <w:t>Continuous</w:t>
+      </w:r>
+      <w:proofErr w:type="spellEnd"/>
+      <w:r>
+        <w:rPr>
+          <w:lang w:val="es-CO"/>
+        </w:rPr>
+        <w:t xml:space="preserve"> </w:t>
+      </w:r>
+      <w:proofErr w:type="spellStart"/>
+      <w:r>
+        <w:rPr>
+          <w:lang w:val="es-CO"/>
+        </w:rPr>
+        <w:t>Delivery</w:t>
+      </w:r>
+      <w:proofErr w:type="spellEnd"/>
+      <w:r>
+        <w:rPr>
+          <w:lang w:val="es-CO"/>
+        </w:rPr>
+        <w:t>).</w:t>
       </w:r>
     </w:p>
     <w:p>
@@ -8452,7 +9058,21 @@
         <w:rPr>
           <w:lang w:val="es-CO"/>
         </w:rPr>
-        <w:t>SaaS: Software como Servicio (Software as a Service).</w:t>
+        <w:t xml:space="preserve">SaaS: Software como Servicio (Software as a </w:t>
+      </w:r>
+      <w:proofErr w:type="spellStart"/>
+      <w:r>
+        <w:rPr>
+          <w:lang w:val="es-CO"/>
+        </w:rPr>
+        <w:t>Service</w:t>
+      </w:r>
+      <w:proofErr w:type="spellEnd"/>
+      <w:r>
+        <w:rPr>
+          <w:lang w:val="es-CO"/>
+        </w:rPr>
+        <w:t>).</w:t>
       </w:r>
     </w:p>
     <w:p>
@@ -8478,20 +9098,70 @@
         <w:rPr>
           <w:lang w:val="es-CO"/>
         </w:rPr>
-        <w:t>SSL/TLS: Capa de sockets seguros/Seguridad de la Capa de Transporte (Secure Sockets</w:t>
-      </w:r>
-    </w:p>
-    <w:p>
-      <w:pPr>
-        <w:rPr>
-          <w:lang w:val="es-CO"/>
-        </w:rPr>
-      </w:pPr>
-      <w:r>
-        <w:rPr>
-          <w:lang w:val="es-CO"/>
-        </w:rPr>
-        <w:t>Layer/Transport Layer Security).</w:t>
+        <w:t>SSL/TLS: Capa de sockets seguros/Seguridad de la Capa de Transporte (</w:t>
+      </w:r>
+      <w:proofErr w:type="spellStart"/>
+      <w:r>
+        <w:rPr>
+          <w:lang w:val="es-CO"/>
+        </w:rPr>
+        <w:t>Secure</w:t>
+      </w:r>
+      <w:proofErr w:type="spellEnd"/>
+      <w:r>
+        <w:rPr>
+          <w:lang w:val="es-CO"/>
+        </w:rPr>
+        <w:t xml:space="preserve"> Sockets</w:t>
+      </w:r>
+    </w:p>
+    <w:p>
+      <w:pPr>
+        <w:rPr>
+          <w:lang w:val="es-CO"/>
+        </w:rPr>
+      </w:pPr>
+      <w:proofErr w:type="spellStart"/>
+      <w:r>
+        <w:rPr>
+          <w:lang w:val="es-CO"/>
+        </w:rPr>
+        <w:t>Layer</w:t>
+      </w:r>
+      <w:proofErr w:type="spellEnd"/>
+      <w:r>
+        <w:rPr>
+          <w:lang w:val="es-CO"/>
+        </w:rPr>
+        <w:t>/</w:t>
+      </w:r>
+      <w:proofErr w:type="spellStart"/>
+      <w:r>
+        <w:rPr>
+          <w:lang w:val="es-CO"/>
+        </w:rPr>
+        <w:t>Transport</w:t>
+      </w:r>
+      <w:proofErr w:type="spellEnd"/>
+      <w:r>
+        <w:rPr>
+          <w:lang w:val="es-CO"/>
+        </w:rPr>
+        <w:t xml:space="preserve"> </w:t>
+      </w:r>
+      <w:proofErr w:type="spellStart"/>
+      <w:r>
+        <w:rPr>
+          <w:lang w:val="es-CO"/>
+        </w:rPr>
+        <w:t>Layer</w:t>
+      </w:r>
+      <w:proofErr w:type="spellEnd"/>
+      <w:r>
+        <w:rPr>
+          <w:lang w:val="es-CO"/>
+        </w:rPr>
+        <w:t xml:space="preserve"> Security).</w:t>
       </w:r>
     </w:p>
     <w:p>
@@ -8517,7 +9187,49 @@
         <w:rPr>
           <w:lang w:val="es-CO"/>
         </w:rPr>
-        <w:t>HTML: Lenguaje de Marcado de Hipertexto (Hypertext Markup Language).</w:t>
+        <w:t>HTML: Lenguaje de Marcado de Hipertexto (</w:t>
+      </w:r>
+      <w:proofErr w:type="spellStart"/>
+      <w:r>
+        <w:rPr>
+          <w:lang w:val="es-CO"/>
+        </w:rPr>
+        <w:t>Hypertext</w:t>
+      </w:r>
+      <w:proofErr w:type="spellEnd"/>
+      <w:r>
+        <w:rPr>
+          <w:lang w:val="es-CO"/>
+        </w:rPr>
+        <w:t xml:space="preserve"> </w:t>
+      </w:r>
+      <w:proofErr w:type="spellStart"/>
+      <w:r>
+        <w:rPr>
+          <w:lang w:val="es-CO"/>
+        </w:rPr>
+        <w:t>Markup</w:t>
+      </w:r>
+      <w:proofErr w:type="spellEnd"/>
+      <w:r>
+        <w:rPr>
+          <w:lang w:val="es-CO"/>
+        </w:rPr>
+        <w:t xml:space="preserve"> </w:t>
+      </w:r>
+      <w:proofErr w:type="spellStart"/>
+      <w:r>
+        <w:rPr>
+          <w:lang w:val="es-CO"/>
+        </w:rPr>
+        <w:t>Language</w:t>
+      </w:r>
+      <w:proofErr w:type="spellEnd"/>
+      <w:r>
+        <w:rPr>
+          <w:lang w:val="es-CO"/>
+        </w:rPr>
+        <w:t>).</w:t>
       </w:r>
     </w:p>
     <w:p>
@@ -8543,7 +9255,35 @@
         <w:rPr>
           <w:lang w:val="es-CO"/>
         </w:rPr>
-        <w:t>CSS: Hojas de Estilo en Cascada (Cascading Style Sheets).</w:t>
+        <w:t>CSS: Hojas de Estilo en Cascada (</w:t>
+      </w:r>
+      <w:proofErr w:type="spellStart"/>
+      <w:r>
+        <w:rPr>
+          <w:lang w:val="es-CO"/>
+        </w:rPr>
+        <w:t>Cascading</w:t>
+      </w:r>
+      <w:proofErr w:type="spellEnd"/>
+      <w:r>
+        <w:rPr>
+          <w:lang w:val="es-CO"/>
+        </w:rPr>
+        <w:t xml:space="preserve"> Style </w:t>
+      </w:r>
+      <w:proofErr w:type="spellStart"/>
+      <w:r>
+        <w:rPr>
+          <w:lang w:val="es-CO"/>
+        </w:rPr>
+        <w:t>Sheets</w:t>
+      </w:r>
+      <w:proofErr w:type="spellEnd"/>
+      <w:r>
+        <w:rPr>
+          <w:lang w:val="es-CO"/>
+        </w:rPr>
+        <w:t>).</w:t>
       </w:r>
     </w:p>
     <w:p>
@@ -8595,33 +9335,111 @@
         <w:rPr>
           <w:lang w:val="es-CO"/>
         </w:rPr>
-        <w:t>DOM: Modelo de Objeto del Documento (Document Object Model).</w:t>
-      </w:r>
-    </w:p>
-    <w:p>
-      <w:pPr>
-        <w:rPr>
-          <w:lang w:val="es-CO"/>
-        </w:rPr>
-      </w:pPr>
-      <w:r>
-        <w:rPr>
-          <w:lang w:val="es-CO"/>
-        </w:rPr>
-        <w:t>Es una interfaz de programación que representa la estructura de un documento HTML como un árbol de objetos, permitiendo a los programas acceder y manipular el contenido, la estructura y el estilo de una página web de manera dinámic</w:t>
-      </w:r>
-    </w:p>
-    <w:p>
-      <w:pPr>
-        <w:rPr>
-          <w:lang w:val="es-CO"/>
-        </w:rPr>
-      </w:pPr>
-      <w:r>
-        <w:rPr>
-          <w:lang w:val="es-CO"/>
-        </w:rPr>
-        <w:t>UI: Interfaz de Usuario (User Interface).</w:t>
+        <w:t>DOM: Modelo de Objeto del Documento (</w:t>
+      </w:r>
+      <w:proofErr w:type="spellStart"/>
+      <w:r>
+        <w:rPr>
+          <w:lang w:val="es-CO"/>
+        </w:rPr>
+        <w:t>Document</w:t>
+      </w:r>
+      <w:proofErr w:type="spellEnd"/>
+      <w:r>
+        <w:rPr>
+          <w:lang w:val="es-CO"/>
+        </w:rPr>
+        <w:t xml:space="preserve"> </w:t>
+      </w:r>
+      <w:proofErr w:type="spellStart"/>
+      <w:r>
+        <w:rPr>
+          <w:lang w:val="es-CO"/>
+        </w:rPr>
+        <w:t>Object</w:t>
+      </w:r>
+      <w:proofErr w:type="spellEnd"/>
+      <w:r>
+        <w:rPr>
+          <w:lang w:val="es-CO"/>
+        </w:rPr>
+        <w:t xml:space="preserve"> </w:t>
+      </w:r>
+      <w:proofErr w:type="spellStart"/>
+      <w:r>
+        <w:rPr>
+          <w:lang w:val="es-CO"/>
+        </w:rPr>
+        <w:t>Model</w:t>
+      </w:r>
+      <w:proofErr w:type="spellEnd"/>
+      <w:r>
+        <w:rPr>
+          <w:lang w:val="es-CO"/>
+        </w:rPr>
+        <w:t>).</w:t>
+      </w:r>
+    </w:p>
+    <w:p>
+      <w:pPr>
+        <w:rPr>
+          <w:lang w:val="es-CO"/>
+        </w:rPr>
+      </w:pPr>
+      <w:r>
+        <w:rPr>
+          <w:lang w:val="es-CO"/>
+        </w:rPr>
+        <w:t xml:space="preserve">Es una interfaz de programación que representa la estructura de un documento HTML como un árbol de objetos, permitiendo a los programas acceder y manipular el contenido, la estructura y el estilo de una página web de manera </w:t>
+      </w:r>
+      <w:proofErr w:type="spellStart"/>
+      <w:r>
+        <w:rPr>
+          <w:lang w:val="es-CO"/>
+        </w:rPr>
+        <w:t>dinámic</w:t>
+      </w:r>
+      <w:proofErr w:type="spellEnd"/>
+    </w:p>
+    <w:p>
+      <w:pPr>
+        <w:rPr>
+          <w:lang w:val="es-CO"/>
+        </w:rPr>
+      </w:pPr>
+      <w:r>
+        <w:rPr>
+          <w:lang w:val="es-CO"/>
+        </w:rPr>
+        <w:t>UI: Interfaz de Usuario (</w:t>
+      </w:r>
+      <w:proofErr w:type="spellStart"/>
+      <w:r>
+        <w:rPr>
+          <w:lang w:val="es-CO"/>
+        </w:rPr>
+        <w:t>User</w:t>
+      </w:r>
+      <w:proofErr w:type="spellEnd"/>
+      <w:r>
+        <w:rPr>
+          <w:lang w:val="es-CO"/>
+        </w:rPr>
+        <w:t xml:space="preserve"> </w:t>
+      </w:r>
+      <w:proofErr w:type="gramStart"/>
+      <w:r>
+        <w:rPr>
+          <w:lang w:val="es-CO"/>
+        </w:rPr>
+        <w:t>Interface</w:t>
+      </w:r>
+      <w:proofErr w:type="gramEnd"/>
+      <w:r>
+        <w:rPr>
+          <w:lang w:val="es-CO"/>
+        </w:rPr>
+        <w:t>).</w:t>
       </w:r>
     </w:p>
     <w:p>
@@ -8647,19 +9465,48 @@
         <w:rPr>
           <w:lang w:val="es-CO"/>
         </w:rPr>
-        <w:t>UX: Experiencia del Usuario (User Experience).</w:t>
-      </w:r>
-    </w:p>
-    <w:p>
-      <w:pPr>
-        <w:rPr>
-          <w:lang w:val="es-CO"/>
-        </w:rPr>
-      </w:pPr>
-      <w:r>
-        <w:rPr>
-          <w:lang w:val="es-CO"/>
-        </w:rPr>
+        <w:t>UX: Experiencia del Usuario (</w:t>
+      </w:r>
+      <w:proofErr w:type="spellStart"/>
+      <w:r>
+        <w:rPr>
+          <w:lang w:val="es-CO"/>
+        </w:rPr>
+        <w:t>User</w:t>
+      </w:r>
+      <w:proofErr w:type="spellEnd"/>
+      <w:r>
+        <w:rPr>
+          <w:lang w:val="es-CO"/>
+        </w:rPr>
+        <w:t xml:space="preserve"> </w:t>
+      </w:r>
+      <w:proofErr w:type="spellStart"/>
+      <w:r>
+        <w:rPr>
+          <w:lang w:val="es-CO"/>
+        </w:rPr>
+        <w:t>Experience</w:t>
+      </w:r>
+      <w:proofErr w:type="spellEnd"/>
+      <w:r>
+        <w:rPr>
+          <w:lang w:val="es-CO"/>
+        </w:rPr>
+        <w:t>).</w:t>
+      </w:r>
+    </w:p>
+    <w:p>
+      <w:pPr>
+        <w:rPr>
+          <w:lang w:val="es-CO"/>
+        </w:rPr>
+      </w:pPr>
+      <w:r>
+        <w:rPr>
+          <w:lang w:val="es-CO"/>
+        </w:rPr>
+        <w:lastRenderedPageBreak/>
         <w:t>Es la impresión general que tiene un usuario al interactuar con un producto o servicio, incluyendo aspectos como la usabilidad, la accesibilidad y la satisfacción.</w:t>
       </w:r>
     </w:p>
@@ -8673,20 +9520,47 @@
         <w:rPr>
           <w:lang w:val="es-CO"/>
         </w:rPr>
-        <w:t>SPA: Aplicación de Página Única (Single Page Application).</w:t>
-      </w:r>
-    </w:p>
-    <w:p>
-      <w:pPr>
-        <w:rPr>
-          <w:lang w:val="es-CO"/>
-        </w:rPr>
-      </w:pPr>
-      <w:r>
-        <w:rPr>
-          <w:lang w:val="es-CO"/>
-        </w:rPr>
-        <w:lastRenderedPageBreak/>
+        <w:t>SPA: Aplicación de Página Única (</w:t>
+      </w:r>
+      <w:proofErr w:type="gramStart"/>
+      <w:r>
+        <w:rPr>
+          <w:lang w:val="es-CO"/>
+        </w:rPr>
+        <w:t>Single</w:t>
+      </w:r>
+      <w:proofErr w:type="gramEnd"/>
+      <w:r>
+        <w:rPr>
+          <w:lang w:val="es-CO"/>
+        </w:rPr>
+        <w:t xml:space="preserve"> Page </w:t>
+      </w:r>
+      <w:proofErr w:type="spellStart"/>
+      <w:r>
+        <w:rPr>
+          <w:lang w:val="es-CO"/>
+        </w:rPr>
+        <w:t>Application</w:t>
+      </w:r>
+      <w:proofErr w:type="spellEnd"/>
+      <w:r>
+        <w:rPr>
+          <w:lang w:val="es-CO"/>
+        </w:rPr>
+        <w:t>).</w:t>
+      </w:r>
+    </w:p>
+    <w:p>
+      <w:pPr>
+        <w:rPr>
+          <w:lang w:val="es-CO"/>
+        </w:rPr>
+      </w:pPr>
+      <w:r>
+        <w:rPr>
+          <w:lang w:val="es-CO"/>
+        </w:rPr>
         <w:t>Es una aplicación web que carga una sola página HTML y actualiza el contenido de manera dinámica utilizando JavaScript, proporcionando una experiencia de usuario fluida y rápida.</w:t>
       </w:r>
     </w:p>
@@ -8700,7 +9574,21 @@
         <w:rPr>
           <w:lang w:val="es-CO"/>
         </w:rPr>
-        <w:t>AJAX: Asincrónico JavaScript y XML (Asynchronous JavaScript and XML).</w:t>
+        <w:t>AJAX: Asincrónico JavaScript y XML (</w:t>
+      </w:r>
+      <w:proofErr w:type="spellStart"/>
+      <w:r>
+        <w:rPr>
+          <w:lang w:val="es-CO"/>
+        </w:rPr>
+        <w:t>Asynchronous</w:t>
+      </w:r>
+      <w:proofErr w:type="spellEnd"/>
+      <w:r>
+        <w:rPr>
+          <w:lang w:val="es-CO"/>
+        </w:rPr>
+        <w:t xml:space="preserve"> JavaScript and XML).</w:t>
       </w:r>
     </w:p>
     <w:p>
@@ -8726,7 +9614,21 @@
         <w:rPr>
           <w:lang w:val="es-CO"/>
         </w:rPr>
-        <w:t>CMS: Sistema de Gestión de Contenido (Content Management System).</w:t>
+        <w:t xml:space="preserve">CMS: Sistema de Gestión de Contenido (Content Management </w:t>
+      </w:r>
+      <w:proofErr w:type="spellStart"/>
+      <w:r>
+        <w:rPr>
+          <w:lang w:val="es-CO"/>
+        </w:rPr>
+        <w:t>System</w:t>
+      </w:r>
+      <w:proofErr w:type="spellEnd"/>
+      <w:r>
+        <w:rPr>
+          <w:lang w:val="es-CO"/>
+        </w:rPr>
+        <w:t>).</w:t>
       </w:r>
     </w:p>
     <w:p>
@@ -8752,7 +9654,21 @@
         <w:rPr>
           <w:lang w:val="es-CO"/>
         </w:rPr>
-        <w:t>CDN: Red de Distribución de Contenido (Content Delivery Network).</w:t>
+        <w:t xml:space="preserve">CDN: Red de Distribución de Contenido (Content </w:t>
+      </w:r>
+      <w:proofErr w:type="spellStart"/>
+      <w:r>
+        <w:rPr>
+          <w:lang w:val="es-CO"/>
+        </w:rPr>
+        <w:t>Delivery</w:t>
+      </w:r>
+      <w:proofErr w:type="spellEnd"/>
+      <w:r>
+        <w:rPr>
+          <w:lang w:val="es-CO"/>
+        </w:rPr>
+        <w:t xml:space="preserve"> Network).</w:t>
       </w:r>
     </w:p>
     <w:p>
@@ -8778,7 +9694,49 @@
         <w:rPr>
           <w:lang w:val="es-CO"/>
         </w:rPr>
-        <w:t>SEO: Optimización de Motores de Búsqueda (Search Engine Optimization).</w:t>
+        <w:t>SEO: Optimización de Motores de Búsqueda (</w:t>
+      </w:r>
+      <w:proofErr w:type="spellStart"/>
+      <w:r>
+        <w:rPr>
+          <w:lang w:val="es-CO"/>
+        </w:rPr>
+        <w:t>Search</w:t>
+      </w:r>
+      <w:proofErr w:type="spellEnd"/>
+      <w:r>
+        <w:rPr>
+          <w:lang w:val="es-CO"/>
+        </w:rPr>
+        <w:t xml:space="preserve"> </w:t>
+      </w:r>
+      <w:proofErr w:type="spellStart"/>
+      <w:r>
+        <w:rPr>
+          <w:lang w:val="es-CO"/>
+        </w:rPr>
+        <w:t>Engine</w:t>
+      </w:r>
+      <w:proofErr w:type="spellEnd"/>
+      <w:r>
+        <w:rPr>
+          <w:lang w:val="es-CO"/>
+        </w:rPr>
+        <w:t xml:space="preserve"> </w:t>
+      </w:r>
+      <w:proofErr w:type="spellStart"/>
+      <w:r>
+        <w:rPr>
+          <w:lang w:val="es-CO"/>
+        </w:rPr>
+        <w:t>Optimization</w:t>
+      </w:r>
+      <w:proofErr w:type="spellEnd"/>
+      <w:r>
+        <w:rPr>
+          <w:lang w:val="es-CO"/>
+        </w:rPr>
+        <w:t>).</w:t>
       </w:r>
     </w:p>
     <w:p>
@@ -8804,7 +9762,49 @@
         <w:rPr>
           <w:lang w:val="es-CO"/>
         </w:rPr>
-        <w:t>IDE: Entorno de Desarrollo Integrado (Integrated Development Environment).</w:t>
+        <w:t>IDE: Entorno de Desarrollo Integrado (</w:t>
+      </w:r>
+      <w:proofErr w:type="spellStart"/>
+      <w:r>
+        <w:rPr>
+          <w:lang w:val="es-CO"/>
+        </w:rPr>
+        <w:t>Integrated</w:t>
+      </w:r>
+      <w:proofErr w:type="spellEnd"/>
+      <w:r>
+        <w:rPr>
+          <w:lang w:val="es-CO"/>
+        </w:rPr>
+        <w:t xml:space="preserve"> </w:t>
+      </w:r>
+      <w:proofErr w:type="spellStart"/>
+      <w:r>
+        <w:rPr>
+          <w:lang w:val="es-CO"/>
+        </w:rPr>
+        <w:t>Development</w:t>
+      </w:r>
+      <w:proofErr w:type="spellEnd"/>
+      <w:r>
+        <w:rPr>
+          <w:lang w:val="es-CO"/>
+        </w:rPr>
+        <w:t xml:space="preserve"> </w:t>
+      </w:r>
+      <w:proofErr w:type="spellStart"/>
+      <w:r>
+        <w:rPr>
+          <w:lang w:val="es-CO"/>
+        </w:rPr>
+        <w:t>Environment</w:t>
+      </w:r>
+      <w:proofErr w:type="spellEnd"/>
+      <w:r>
+        <w:rPr>
+          <w:lang w:val="es-CO"/>
+        </w:rPr>
+        <w:t>).</w:t>
       </w:r>
     </w:p>
     <w:p>
@@ -8830,7 +9830,35 @@
         <w:rPr>
           <w:lang w:val="es-CO"/>
         </w:rPr>
-        <w:t>CLI: Interfaz de Línea de Comandos (Command Line Interface).</w:t>
+        <w:t>CLI: Interfaz de Línea de Comandos (</w:t>
+      </w:r>
+      <w:proofErr w:type="spellStart"/>
+      <w:r>
+        <w:rPr>
+          <w:lang w:val="es-CO"/>
+        </w:rPr>
+        <w:t>Command</w:t>
+      </w:r>
+      <w:proofErr w:type="spellEnd"/>
+      <w:r>
+        <w:rPr>
+          <w:lang w:val="es-CO"/>
+        </w:rPr>
+        <w:t xml:space="preserve"> Line </w:t>
+      </w:r>
+      <w:proofErr w:type="gramStart"/>
+      <w:r>
+        <w:rPr>
+          <w:lang w:val="es-CO"/>
+        </w:rPr>
+        <w:t>Interface</w:t>
+      </w:r>
+      <w:proofErr w:type="gramEnd"/>
+      <w:r>
+        <w:rPr>
+          <w:lang w:val="es-CO"/>
+        </w:rPr>
+        <w:t>).</w:t>
       </w:r>
     </w:p>
     <w:p>
@@ -8856,7 +9884,21 @@
         <w:rPr>
           <w:lang w:val="es-CO"/>
         </w:rPr>
-        <w:t>PWA: Aplicación Web Progresiva (Progressive Web App).</w:t>
+        <w:t>PWA: Aplicación Web Progresiva (</w:t>
+      </w:r>
+      <w:proofErr w:type="spellStart"/>
+      <w:r>
+        <w:rPr>
+          <w:lang w:val="es-CO"/>
+        </w:rPr>
+        <w:t>Progressive</w:t>
+      </w:r>
+      <w:proofErr w:type="spellEnd"/>
+      <w:r>
+        <w:rPr>
+          <w:lang w:val="es-CO"/>
+        </w:rPr>
+        <w:t xml:space="preserve"> Web App).</w:t>
       </w:r>
     </w:p>
     <w:p>
@@ -8870,20 +9912,62 @@
         <w:rPr>
           <w:lang w:val="es-ES"/>
         </w:rPr>
-        <w:t>Es una aplicación web que utiliza tecnologías modernas para proporcionar una experiencia similar a la de una aplicación nativa en dispositivos móviles, incluyendo funciones como el acceso offline, las notificaciones push y la instalación en la pantalla de inicio.</w:t>
-      </w:r>
-    </w:p>
-    <w:p>
-      <w:pPr>
-        <w:rPr>
-          <w:lang w:val="es-CO"/>
-        </w:rPr>
-      </w:pPr>
-      <w:r>
-        <w:rPr>
-          <w:lang w:val="es-CO"/>
-        </w:rPr>
-        <w:t>OVA: Objetos Virtuales de Aprendizaje (Virtual Learning Objects)</w:t>
+        <w:t xml:space="preserve">Es una aplicación web que utiliza tecnologías modernas para proporcionar una experiencia similar a la de una aplicación nativa en dispositivos móviles, incluyendo funciones como el acceso offline, las notificaciones </w:t>
+      </w:r>
+      <w:proofErr w:type="spellStart"/>
+      <w:r>
+        <w:rPr>
+          <w:lang w:val="es-ES"/>
+        </w:rPr>
+        <w:t>push</w:t>
+      </w:r>
+      <w:proofErr w:type="spellEnd"/>
+      <w:r>
+        <w:rPr>
+          <w:lang w:val="es-ES"/>
+        </w:rPr>
+        <w:t xml:space="preserve"> y la instalación en la pantalla de inicio.</w:t>
+      </w:r>
+    </w:p>
+    <w:p>
+      <w:pPr>
+        <w:rPr>
+          <w:lang w:val="es-CO"/>
+        </w:rPr>
+      </w:pPr>
+      <w:r>
+        <w:rPr>
+          <w:lang w:val="es-CO"/>
+        </w:rPr>
+        <w:t xml:space="preserve">OVA: Objetos Virtuales de Aprendizaje (Virtual </w:t>
+      </w:r>
+      <w:proofErr w:type="spellStart"/>
+      <w:r>
+        <w:rPr>
+          <w:lang w:val="es-CO"/>
+        </w:rPr>
+        <w:t>Learning</w:t>
+      </w:r>
+      <w:proofErr w:type="spellEnd"/>
+      <w:r>
+        <w:rPr>
+          <w:lang w:val="es-CO"/>
+        </w:rPr>
+        <w:t xml:space="preserve"> </w:t>
+      </w:r>
+      <w:proofErr w:type="spellStart"/>
+      <w:r>
+        <w:rPr>
+          <w:lang w:val="es-CO"/>
+        </w:rPr>
+        <w:t>Objects</w:t>
+      </w:r>
+      <w:proofErr w:type="spellEnd"/>
+      <w:r>
+        <w:rPr>
+          <w:lang w:val="es-CO"/>
+        </w:rPr>
+        <w:t>)</w:t>
       </w:r>
     </w:p>
     <w:p>
@@ -8909,19 +9993,34 @@
         <w:rPr>
           <w:lang w:val="es-CO"/>
         </w:rPr>
-        <w:t>XAPI: Experiencia de Aprendizaje Electrónico (Experience API)</w:t>
-      </w:r>
-    </w:p>
-    <w:p>
-      <w:pPr>
-        <w:rPr>
-          <w:lang w:val="es-CO"/>
-        </w:rPr>
-      </w:pPr>
-      <w:r>
-        <w:rPr>
-          <w:lang w:val="es-CO"/>
-        </w:rPr>
+        <w:t>XAPI: Experiencia de Aprendizaje Electrónico (</w:t>
+      </w:r>
+      <w:proofErr w:type="spellStart"/>
+      <w:r>
+        <w:rPr>
+          <w:lang w:val="es-CO"/>
+        </w:rPr>
+        <w:t>Experience</w:t>
+      </w:r>
+      <w:proofErr w:type="spellEnd"/>
+      <w:r>
+        <w:rPr>
+          <w:lang w:val="es-CO"/>
+        </w:rPr>
+        <w:t xml:space="preserve"> API)</w:t>
+      </w:r>
+    </w:p>
+    <w:p>
+      <w:pPr>
+        <w:rPr>
+          <w:lang w:val="es-CO"/>
+        </w:rPr>
+      </w:pPr>
+      <w:r>
+        <w:rPr>
+          <w:lang w:val="es-CO"/>
+        </w:rPr>
+        <w:lastRenderedPageBreak/>
         <w:t>Es un estándar de tecnología de aprendizaje electrónico que permite el seguimiento y la recopilación de datos sobre las actividades en línea.</w:t>
       </w:r>
     </w:p>
@@ -8948,21 +10047,48 @@
         <w:rPr>
           <w:lang w:val="es-CO"/>
         </w:rPr>
-        <w:lastRenderedPageBreak/>
-        <w:t>La gestión del OVA se refiere al conjunto de procesos y estrategias utilizados para administrar y Evaluación organizar los recursos educativos digitales conocidos como Objetos Virtuales de Aprendizaje. Esto incluye la creación, distribución, actualización, y seguimiento de los OVAs para garantizar su efectividad en el proceso de enseñanza y aprendizaje.</w:t>
-      </w:r>
-    </w:p>
-    <w:p>
-      <w:pPr>
-        <w:rPr>
-          <w:lang w:val="es-CO"/>
-        </w:rPr>
-      </w:pPr>
-      <w:r>
-        <w:rPr>
-          <w:lang w:val="es-CO"/>
-        </w:rPr>
-        <w:t>VALORACIÓN DE OVA: (OVA Assessment)</w:t>
+        <w:t xml:space="preserve">La gestión del OVA se refiere al conjunto de procesos y estrategias utilizados para administrar y Evaluación organizar los recursos educativos digitales conocidos como Objetos Virtuales de Aprendizaje. Esto incluye la creación, distribución, actualización, y seguimiento de los </w:t>
+      </w:r>
+      <w:proofErr w:type="spellStart"/>
+      <w:r>
+        <w:rPr>
+          <w:lang w:val="es-CO"/>
+        </w:rPr>
+        <w:t>OVAs</w:t>
+      </w:r>
+      <w:proofErr w:type="spellEnd"/>
+      <w:r>
+        <w:rPr>
+          <w:lang w:val="es-CO"/>
+        </w:rPr>
+        <w:t xml:space="preserve"> para garantizar su efectividad en el proceso de enseñanza y aprendizaje.</w:t>
+      </w:r>
+    </w:p>
+    <w:p>
+      <w:pPr>
+        <w:rPr>
+          <w:lang w:val="es-CO"/>
+        </w:rPr>
+      </w:pPr>
+      <w:r>
+        <w:rPr>
+          <w:lang w:val="es-CO"/>
+        </w:rPr>
+        <w:t xml:space="preserve">VALORACIÓN DE OVA: (OVA </w:t>
+      </w:r>
+      <w:proofErr w:type="spellStart"/>
+      <w:r>
+        <w:rPr>
+          <w:lang w:val="es-CO"/>
+        </w:rPr>
+        <w:t>Assessment</w:t>
+      </w:r>
+      <w:proofErr w:type="spellEnd"/>
+      <w:r>
+        <w:rPr>
+          <w:lang w:val="es-CO"/>
+        </w:rPr>
+        <w:t>)</w:t>
       </w:r>
     </w:p>
     <w:p>
@@ -9666,9 +10792,19 @@
           <w:lang w:val="es-CO"/>
         </w:rPr>
         <w:lastRenderedPageBreak/>
-        <w:t>Etapa 2: Persistencia de Datos con Backend</w:t>
+        <w:t xml:space="preserve">Etapa 2: Persistencia de Datos con </w:t>
+      </w:r>
+      <w:proofErr w:type="spellStart"/>
+      <w:r>
+        <w:rPr>
+          <w:sz w:val="44"/>
+          <w:szCs w:val="36"/>
+          <w:lang w:val="es-CO"/>
+        </w:rPr>
+        <w:t>Backend</w:t>
       </w:r>
       <w:bookmarkEnd w:id="27"/>
+      <w:proofErr w:type="spellEnd"/>
     </w:p>
     <w:p>
       <w:pPr>
@@ -9783,9 +10919,18 @@
           <w:rFonts w:eastAsia="Times New Roman"/>
           <w:lang w:val="es-CO" w:eastAsia="es-MX"/>
         </w:rPr>
-        <w:t>Diseño de la Arquitectura de Backend</w:t>
+        <w:t xml:space="preserve">Diseño de la Arquitectura de </w:t>
+      </w:r>
+      <w:proofErr w:type="spellStart"/>
+      <w:r>
+        <w:rPr>
+          <w:rFonts w:eastAsia="Times New Roman"/>
+          <w:lang w:val="es-CO" w:eastAsia="es-MX"/>
+        </w:rPr>
+        <w:t>Backend</w:t>
       </w:r>
       <w:bookmarkEnd w:id="32"/>
+      <w:proofErr w:type="spellEnd"/>
     </w:p>
     <w:p>
       <w:pPr>
@@ -9831,9 +10976,17 @@
         <w:rPr>
           <w:lang w:val="es-CO"/>
         </w:rPr>
-        <w:t>Componentes del Backend</w:t>
+        <w:t xml:space="preserve">Componentes del </w:t>
+      </w:r>
+      <w:proofErr w:type="spellStart"/>
+      <w:r>
+        <w:rPr>
+          <w:lang w:val="es-CO"/>
+        </w:rPr>
+        <w:t>Backend</w:t>
       </w:r>
       <w:bookmarkEnd w:id="34"/>
+      <w:proofErr w:type="spellEnd"/>
     </w:p>
     <w:p>
       <w:pPr>
@@ -9982,9 +11135,18 @@
           <w:rFonts w:eastAsia="Times New Roman"/>
           <w:lang w:val="es-CO" w:eastAsia="es-MX"/>
         </w:rPr>
-        <w:t>Implementación del Backend</w:t>
+        <w:t xml:space="preserve">Implementación del </w:t>
+      </w:r>
+      <w:proofErr w:type="spellStart"/>
+      <w:r>
+        <w:rPr>
+          <w:rFonts w:eastAsia="Times New Roman"/>
+          <w:lang w:val="es-CO" w:eastAsia="es-MX"/>
+        </w:rPr>
+        <w:t>Backend</w:t>
       </w:r>
       <w:bookmarkEnd w:id="40"/>
+      <w:proofErr w:type="spellEnd"/>
     </w:p>
     <w:p>
       <w:pPr>
@@ -10054,9 +11216,31 @@
         <w:rPr>
           <w:lang w:val="es-CO"/>
         </w:rPr>
-        <w:t>Desarrollo de Endpoints y APIs</w:t>
+        <w:t xml:space="preserve">Desarrollo de </w:t>
+      </w:r>
+      <w:proofErr w:type="spellStart"/>
+      <w:r>
+        <w:rPr>
+          <w:lang w:val="es-CO"/>
+        </w:rPr>
+        <w:t>Endpoints</w:t>
+      </w:r>
+      <w:proofErr w:type="spellEnd"/>
+      <w:r>
+        <w:rPr>
+          <w:lang w:val="es-CO"/>
+        </w:rPr>
+        <w:t xml:space="preserve"> y </w:t>
+      </w:r>
+      <w:proofErr w:type="spellStart"/>
+      <w:r>
+        <w:rPr>
+          <w:lang w:val="es-CO"/>
+        </w:rPr>
+        <w:t>APIs</w:t>
       </w:r>
       <w:bookmarkEnd w:id="43"/>
+      <w:proofErr w:type="spellEnd"/>
     </w:p>
     <w:p>
       <w:pPr>
@@ -10204,9 +11388,18 @@
           <w:rFonts w:eastAsia="Times New Roman"/>
           <w:lang w:val="es-CO" w:eastAsia="es-MX"/>
         </w:rPr>
-        <w:t>Pruebas del Backend</w:t>
+        <w:t xml:space="preserve">Pruebas del </w:t>
+      </w:r>
+      <w:proofErr w:type="spellStart"/>
+      <w:r>
+        <w:rPr>
+          <w:rFonts w:eastAsia="Times New Roman"/>
+          <w:lang w:val="es-CO" w:eastAsia="es-MX"/>
+        </w:rPr>
+        <w:t>Backend</w:t>
       </w:r>
       <w:bookmarkEnd w:id="49"/>
+      <w:proofErr w:type="spellEnd"/>
     </w:p>
     <w:p>
       <w:pPr>
@@ -10312,9 +11505,17 @@
           <w:lang w:val="es-CO"/>
         </w:rPr>
         <w:lastRenderedPageBreak/>
-        <w:t>Etapa 3: Consumo de Datos y Desarrollo Frontend</w:t>
+        <w:t xml:space="preserve">Etapa 3: Consumo de Datos y Desarrollo </w:t>
+      </w:r>
+      <w:proofErr w:type="spellStart"/>
+      <w:r>
+        <w:rPr>
+          <w:lang w:val="es-CO"/>
+        </w:rPr>
+        <w:t>Frontend</w:t>
       </w:r>
       <w:bookmarkEnd w:id="53"/>
+      <w:proofErr w:type="spellEnd"/>
     </w:p>
     <w:p>
       <w:pPr>
@@ -10528,7 +11729,23 @@
           <w:rFonts w:eastAsia="Times New Roman"/>
           <w:lang w:val="es-CO" w:eastAsia="es-MX"/>
         </w:rPr>
-        <w:t>Programación Frontend con JavaScript (JS)</w:t>
+        <w:t xml:space="preserve">Programación </w:t>
+      </w:r>
+      <w:proofErr w:type="spellStart"/>
+      <w:r>
+        <w:rPr>
+          <w:rFonts w:eastAsia="Times New Roman"/>
+          <w:lang w:val="es-CO" w:eastAsia="es-MX"/>
+        </w:rPr>
+        <w:t>Frontend</w:t>
+      </w:r>
+      <w:proofErr w:type="spellEnd"/>
+      <w:r>
+        <w:rPr>
+          <w:rFonts w:eastAsia="Times New Roman"/>
+          <w:lang w:val="es-CO" w:eastAsia="es-MX"/>
+        </w:rPr>
+        <w:t xml:space="preserve"> con JavaScript (JS)</w:t>
       </w:r>
       <w:bookmarkEnd w:id="62"/>
     </w:p>
@@ -10552,9 +11769,17 @@
         <w:rPr>
           <w:lang w:val="es-CO"/>
         </w:rPr>
-        <w:t>Desarrollo de la Lógica del Frontend</w:t>
+        <w:t xml:space="preserve">Desarrollo de la Lógica del </w:t>
+      </w:r>
+      <w:proofErr w:type="spellStart"/>
+      <w:r>
+        <w:rPr>
+          <w:lang w:val="es-CO"/>
+        </w:rPr>
+        <w:t>Frontend</w:t>
       </w:r>
       <w:bookmarkEnd w:id="63"/>
+      <w:proofErr w:type="spellEnd"/>
     </w:p>
     <w:p>
       <w:pPr>
@@ -10601,7 +11826,21 @@
           <w:lang w:val="es-CO"/>
         </w:rPr>
         <w:lastRenderedPageBreak/>
-        <w:t>Uso de Bibliotecas y Frameworks (si aplicable)</w:t>
+        <w:t xml:space="preserve">Uso de Bibliotecas y </w:t>
+      </w:r>
+      <w:proofErr w:type="spellStart"/>
+      <w:r>
+        <w:rPr>
+          <w:lang w:val="es-CO"/>
+        </w:rPr>
+        <w:t>Frameworks</w:t>
+      </w:r>
+      <w:proofErr w:type="spellEnd"/>
+      <w:r>
+        <w:rPr>
+          <w:lang w:val="es-CO"/>
+        </w:rPr>
+        <w:t xml:space="preserve"> (si aplicable)</w:t>
       </w:r>
       <w:bookmarkEnd w:id="65"/>
     </w:p>
@@ -10629,9 +11868,18 @@
           <w:rFonts w:eastAsia="Times New Roman"/>
           <w:lang w:val="es-CO" w:eastAsia="es-MX"/>
         </w:rPr>
-        <w:t>Consumo de Datos desde el Backend</w:t>
+        <w:t xml:space="preserve">Consumo de Datos desde el </w:t>
+      </w:r>
+      <w:proofErr w:type="spellStart"/>
+      <w:r>
+        <w:rPr>
+          <w:rFonts w:eastAsia="Times New Roman"/>
+          <w:lang w:val="es-CO" w:eastAsia="es-MX"/>
+        </w:rPr>
+        <w:t>Backend</w:t>
       </w:r>
       <w:bookmarkEnd w:id="66"/>
+      <w:proofErr w:type="spellEnd"/>
     </w:p>
     <w:p>
       <w:pPr>
@@ -10653,9 +11901,17 @@
         <w:rPr>
           <w:lang w:val="es-CO"/>
         </w:rPr>
-        <w:t>Configuración de Conexiones al Backend</w:t>
+        <w:t xml:space="preserve">Configuración de Conexiones al </w:t>
+      </w:r>
+      <w:proofErr w:type="spellStart"/>
+      <w:r>
+        <w:rPr>
+          <w:lang w:val="es-CO"/>
+        </w:rPr>
+        <w:t>Backend</w:t>
       </w:r>
       <w:bookmarkEnd w:id="67"/>
+      <w:proofErr w:type="spellEnd"/>
     </w:p>
     <w:p>
       <w:pPr>
@@ -10827,9 +12083,18 @@
           <w:rFonts w:eastAsia="Times New Roman"/>
           <w:lang w:val="es-CO" w:eastAsia="es-MX"/>
         </w:rPr>
-        <w:t>Pruebas y Depuración del Frontend</w:t>
+        <w:t xml:space="preserve">Pruebas y Depuración del </w:t>
+      </w:r>
+      <w:proofErr w:type="spellStart"/>
+      <w:r>
+        <w:rPr>
+          <w:rFonts w:eastAsia="Times New Roman"/>
+          <w:lang w:val="es-CO" w:eastAsia="es-MX"/>
+        </w:rPr>
+        <w:t>Frontend</w:t>
       </w:r>
       <w:bookmarkEnd w:id="74"/>
+      <w:proofErr w:type="spellEnd"/>
     </w:p>
     <w:p>
       <w:pPr>
@@ -10851,9 +12116,17 @@
         <w:rPr>
           <w:lang w:val="es-CO"/>
         </w:rPr>
-        <w:t>Diseño de Casos de Prueba de Frontend</w:t>
+        <w:t xml:space="preserve">Diseño de Casos de Prueba de </w:t>
+      </w:r>
+      <w:proofErr w:type="spellStart"/>
+      <w:r>
+        <w:rPr>
+          <w:lang w:val="es-CO"/>
+        </w:rPr>
+        <w:t>Frontend</w:t>
       </w:r>
       <w:bookmarkEnd w:id="75"/>
+      <w:proofErr w:type="spellEnd"/>
     </w:p>
     <w:p>
       <w:pPr>
@@ -10926,9 +12199,18 @@
           <w:rFonts w:eastAsia="Times New Roman"/>
           <w:lang w:val="es-CO" w:eastAsia="es-MX"/>
         </w:rPr>
-        <w:t>Implementación de la Lógica de Negocio en el Frontend</w:t>
+        <w:t xml:space="preserve">Implementación de la Lógica de Negocio en el </w:t>
+      </w:r>
+      <w:proofErr w:type="spellStart"/>
+      <w:r>
+        <w:rPr>
+          <w:rFonts w:eastAsia="Times New Roman"/>
+          <w:lang w:val="es-CO" w:eastAsia="es-MX"/>
+        </w:rPr>
+        <w:t>Frontend</w:t>
       </w:r>
       <w:bookmarkEnd w:id="78"/>
+      <w:proofErr w:type="spellEnd"/>
     </w:p>
     <w:p>
       <w:pPr>
@@ -10950,7 +12232,21 @@
         <w:rPr>
           <w:lang w:val="es-CO"/>
         </w:rPr>
-        <w:t>Migración de la Lógica de Negocio desde el Backend (si necesario)</w:t>
+        <w:t xml:space="preserve">Migración de la Lógica de Negocio desde el </w:t>
+      </w:r>
+      <w:proofErr w:type="spellStart"/>
+      <w:r>
+        <w:rPr>
+          <w:lang w:val="es-CO"/>
+        </w:rPr>
+        <w:t>Backend</w:t>
+      </w:r>
+      <w:proofErr w:type="spellEnd"/>
+      <w:r>
+        <w:rPr>
+          <w:lang w:val="es-CO"/>
+        </w:rPr>
+        <w:t xml:space="preserve"> (si necesario)</w:t>
       </w:r>
       <w:bookmarkEnd w:id="79"/>
     </w:p>
@@ -10974,9 +12270,17 @@
         <w:rPr>
           <w:lang w:val="es-CO"/>
         </w:rPr>
-        <w:t>Validación de Datos y Reglas de Negocio en el Frontend</w:t>
+        <w:t xml:space="preserve">Validación de Datos y Reglas de Negocio en el </w:t>
+      </w:r>
+      <w:proofErr w:type="spellStart"/>
+      <w:r>
+        <w:rPr>
+          <w:lang w:val="es-CO"/>
+        </w:rPr>
+        <w:t>Frontend</w:t>
       </w:r>
       <w:bookmarkEnd w:id="80"/>
+      <w:proofErr w:type="spellEnd"/>
     </w:p>
     <w:p>
       <w:pPr>
@@ -11001,9 +12305,18 @@
           <w:rFonts w:eastAsia="Times New Roman"/>
           <w:lang w:val="es-CO" w:eastAsia="es-MX"/>
         </w:rPr>
-        <w:t>Integración con el Backend</w:t>
+        <w:t xml:space="preserve">Integración con el </w:t>
+      </w:r>
+      <w:proofErr w:type="spellStart"/>
+      <w:r>
+        <w:rPr>
+          <w:rFonts w:eastAsia="Times New Roman"/>
+          <w:lang w:val="es-CO" w:eastAsia="es-MX"/>
+        </w:rPr>
+        <w:t>Backend</w:t>
       </w:r>
       <w:bookmarkEnd w:id="81"/>
+      <w:proofErr w:type="spellEnd"/>
     </w:p>
     <w:p>
       <w:pPr>
@@ -11025,9 +12338,17 @@
         <w:rPr>
           <w:lang w:val="es-CO"/>
         </w:rPr>
-        <w:t>Verificación de la Comunicación Efectiva con el Backend</w:t>
+        <w:t xml:space="preserve">Verificación de la Comunicación Efectiva con el </w:t>
+      </w:r>
+      <w:proofErr w:type="spellStart"/>
+      <w:r>
+        <w:rPr>
+          <w:lang w:val="es-CO"/>
+        </w:rPr>
+        <w:t>Backend</w:t>
       </w:r>
       <w:bookmarkEnd w:id="82"/>
+      <w:proofErr w:type="spellEnd"/>
     </w:p>
     <w:p>
       <w:pPr>
@@ -11042,8 +12363,21 @@
       <w:pPr>
         <w:pStyle w:val="Ttulo2"/>
       </w:pPr>
-      <w:r>
-        <w:t>Pruebas de Integración Frontend-Backend</w:t>
+      <w:proofErr w:type="spellStart"/>
+      <w:r>
+        <w:t>Pruebas</w:t>
+      </w:r>
+      <w:proofErr w:type="spellEnd"/>
+      <w:r>
+        <w:t xml:space="preserve"> de </w:t>
+      </w:r>
+      <w:proofErr w:type="spellStart"/>
+      <w:r>
+        <w:t>Integración</w:t>
+      </w:r>
+      <w:proofErr w:type="spellEnd"/>
+      <w:r>
+        <w:t xml:space="preserve"> Frontend-Backend</w:t>
       </w:r>
       <w:bookmarkEnd w:id="83"/>
     </w:p>
@@ -15001,6 +16335,10 @@
 </file>
 
 <file path=customXml/item1.xml><?xml version="1.0" encoding="utf-8"?>
+<b:Sources xmlns:b="http://schemas.openxmlformats.org/officeDocument/2006/bibliography" xmlns="http://schemas.openxmlformats.org/officeDocument/2006/bibliography" SelectedStyle="/APASixthEditionOfficeOnline.xsl" StyleName="APA" Version="6"/>
+</file>
+
+<file path=customXml/item2.xml><?xml version="1.0" encoding="utf-8"?>
 <p:properties xmlns:p="http://schemas.microsoft.com/office/2006/metadata/properties" xmlns:xsi="http://www.w3.org/2001/XMLSchema-instance" xmlns:pc="http://schemas.microsoft.com/office/infopath/2007/PartnerControls">
   <documentManagement>
     <_activity xmlns="3da7ee0d-bd9e-401a-bc18-01a6fa929464" xsi:nil="true"/>
@@ -15008,20 +16346,7 @@
 </p:properties>
 </file>
 
-<file path=customXml/item2.xml><?xml version="1.0" encoding="utf-8"?>
-<b:Sources xmlns:b="http://schemas.openxmlformats.org/officeDocument/2006/bibliography" xmlns="http://schemas.openxmlformats.org/officeDocument/2006/bibliography" SelectedStyle="/APASixthEditionOfficeOnline.xsl" StyleName="APA" Version="6"/>
-</file>
-
 <file path=customXml/item3.xml><?xml version="1.0" encoding="utf-8"?>
-<?mso-contentType ?>
-<FormTemplates xmlns="http://schemas.microsoft.com/sharepoint/v3/contenttype/forms">
-  <Display>DocumentLibraryForm</Display>
-  <Edit>DocumentLibraryForm</Edit>
-  <New>DocumentLibraryForm</New>
-</FormTemplates>
-</file>
-
-<file path=customXml/item4.xml><?xml version="1.0" encoding="utf-8"?>
 <ct:contentTypeSchema xmlns:ct="http://schemas.microsoft.com/office/2006/metadata/contentType" xmlns:ma="http://schemas.microsoft.com/office/2006/metadata/properties/metaAttributes" ct:_="" ma:_="" ma:contentTypeName="Documento" ma:contentTypeID="0x010100BB87D4FB4122714DBFB25293BE6474E2" ma:contentTypeVersion="10" ma:contentTypeDescription="Crear nuevo documento." ma:contentTypeScope="" ma:versionID="71eb4dd3e2632ed0934e5a06e42e441c">
   <xsd:schema xmlns:xsd="http://www.w3.org/2001/XMLSchema" xmlns:xs="http://www.w3.org/2001/XMLSchema" xmlns:p="http://schemas.microsoft.com/office/2006/metadata/properties" xmlns:ns3="3da7ee0d-bd9e-401a-bc18-01a6fa929464" xmlns:ns4="6c3853cf-e8af-4fa8-87f0-f2b45ea62faa" targetNamespace="http://schemas.microsoft.com/office/2006/metadata/properties" ma:root="true" ma:fieldsID="5e05018d3a98234b05705024fa957bab" ns3:_="" ns4:_="">
     <xsd:import namespace="3da7ee0d-bd9e-401a-bc18-01a6fa929464"/>
@@ -15224,7 +16549,24 @@
 </ct:contentTypeSchema>
 </file>
 
+<file path=customXml/item4.xml><?xml version="1.0" encoding="utf-8"?>
+<?mso-contentType ?>
+<FormTemplates xmlns="http://schemas.microsoft.com/sharepoint/v3/contenttype/forms">
+  <Display>DocumentLibraryForm</Display>
+  <Edit>DocumentLibraryForm</Edit>
+  <New>DocumentLibraryForm</New>
+</FormTemplates>
+</file>
+
 <file path=customXml/itemProps1.xml><?xml version="1.0" encoding="utf-8"?>
+<ds:datastoreItem xmlns:ds="http://schemas.openxmlformats.org/officeDocument/2006/customXml" ds:itemID="{299708CB-27A7-5447-97D1-F152FDA9C5A5}">
+  <ds:schemaRefs>
+    <ds:schemaRef ds:uri="http://schemas.openxmlformats.org/officeDocument/2006/bibliography"/>
+  </ds:schemaRefs>
+</ds:datastoreItem>
+</file>
+
+<file path=customXml/itemProps2.xml><?xml version="1.0" encoding="utf-8"?>
 <ds:datastoreItem xmlns:ds="http://schemas.openxmlformats.org/officeDocument/2006/customXml" ds:itemID="{7BA53DA2-FC87-405F-97E2-D0B3AC63C739}">
   <ds:schemaRefs>
     <ds:schemaRef ds:uri="http://schemas.microsoft.com/office/2006/metadata/properties"/>
@@ -15234,23 +16576,7 @@
 </ds:datastoreItem>
 </file>
 
-<file path=customXml/itemProps2.xml><?xml version="1.0" encoding="utf-8"?>
-<ds:datastoreItem xmlns:ds="http://schemas.openxmlformats.org/officeDocument/2006/customXml" ds:itemID="{299708CB-27A7-5447-97D1-F152FDA9C5A5}">
-  <ds:schemaRefs>
-    <ds:schemaRef ds:uri="http://schemas.openxmlformats.org/officeDocument/2006/bibliography"/>
-  </ds:schemaRefs>
-</ds:datastoreItem>
-</file>
-
 <file path=customXml/itemProps3.xml><?xml version="1.0" encoding="utf-8"?>
-<ds:datastoreItem xmlns:ds="http://schemas.openxmlformats.org/officeDocument/2006/customXml" ds:itemID="{718E1F05-C176-4B0D-B626-0EBF46A6F3ED}">
-  <ds:schemaRefs>
-    <ds:schemaRef ds:uri="http://schemas.microsoft.com/sharepoint/v3/contenttype/forms"/>
-  </ds:schemaRefs>
-</ds:datastoreItem>
-</file>
-
-<file path=customXml/itemProps4.xml><?xml version="1.0" encoding="utf-8"?>
 <ds:datastoreItem xmlns:ds="http://schemas.openxmlformats.org/officeDocument/2006/customXml" ds:itemID="{0BDA0931-9DD6-41E3-842B-33C6CD059C2F}">
   <ds:schemaRefs>
     <ds:schemaRef ds:uri="http://schemas.microsoft.com/office/2006/metadata/contentType"/>
@@ -15267,4 +16593,12 @@
     <ds:schemaRef ds:uri="http://schemas.microsoft.com/internal/obd"/>
   </ds:schemaRefs>
 </ds:datastoreItem>
+</file>
+
+<file path=customXml/itemProps4.xml><?xml version="1.0" encoding="utf-8"?>
+<ds:datastoreItem xmlns:ds="http://schemas.openxmlformats.org/officeDocument/2006/customXml" ds:itemID="{718E1F05-C176-4B0D-B626-0EBF46A6F3ED}">
+  <ds:schemaRefs>
+    <ds:schemaRef ds:uri="http://schemas.microsoft.com/sharepoint/v3/contenttype/forms"/>
+  </ds:schemaRefs>
+</ds:datastoreItem>
 </file>